--- a/DOCS/sample_reports/template.docx
+++ b/DOCS/sample_reports/template.docx
@@ -1,6 +1,6 @@
 
 <file path=word/document.xml><?xml version="1.0" encoding="utf-8"?>
-<w:document xmlns:wpc="http://schemas.microsoft.com/office/word/2010/wordprocessingCanvas" xmlns:cx="http://schemas.microsoft.com/office/drawing/2014/chartex" xmlns:cx1="http://schemas.microsoft.com/office/drawing/2015/9/8/chartex" xmlns:cx2="http://schemas.microsoft.com/office/drawing/2015/10/21/chartex" xmlns:cx3="http://schemas.microsoft.com/office/drawing/2016/5/9/chartex" xmlns:cx4="http://schemas.microsoft.com/office/drawing/2016/5/10/chartex" xmlns:cx5="http://schemas.microsoft.com/office/drawing/2016/5/11/chartex" xmlns:cx6="http://schemas.microsoft.com/office/drawing/2016/5/12/chartex" xmlns:cx7="http://schemas.microsoft.com/office/drawing/2016/5/13/chartex" xmlns:cx8="http://schemas.microsoft.com/office/drawing/2016/5/14/chartex" xmlns:mc="http://schemas.openxmlformats.org/markup-compatibility/2006" xmlns:aink="http://schemas.microsoft.com/office/drawing/2016/ink" xmlns:am3d="http://schemas.microsoft.com/office/drawing/2017/model3d" xmlns:o="urn:schemas-microsoft-com:office:office" xmlns:oel="http://schemas.microsoft.com/office/2019/extlst" xmlns:r="http://schemas.openxmlformats.org/officeDocument/2006/relationships" xmlns:m="http://schemas.openxmlformats.org/officeDocument/2006/math" xmlns:v="urn:schemas-microsoft-com:vml" xmlns:wp14="http://schemas.microsoft.com/office/word/2010/wordprocessingDrawing" xmlns:wp="http://schemas.openxmlformats.org/drawingml/2006/wordprocessingDrawing" xmlns:w10="urn:schemas-microsoft-com:office:word" xmlns:w="http://schemas.openxmlformats.org/wordprocessingml/2006/main" xmlns:w14="http://schemas.microsoft.com/office/word/2010/wordml" xmlns:w15="http://schemas.microsoft.com/office/word/2012/wordml" xmlns:w16cex="http://schemas.microsoft.com/office/word/2018/wordml/cex" xmlns:w16cid="http://schemas.microsoft.com/office/word/2016/wordml/cid" xmlns:w16="http://schemas.microsoft.com/office/word/2018/wordml" xmlns:w16du="http://schemas.microsoft.com/office/word/2023/wordml/word16du" xmlns:w16sdtdh="http://schemas.microsoft.com/office/word/2020/wordml/sdtdatahash" xmlns:w16sdtfl="http://schemas.microsoft.com/office/word/2024/wordml/sdtformatlock" xmlns:w16se="http://schemas.microsoft.com/office/word/2015/wordml/symex" xmlns:wpg="http://schemas.microsoft.com/office/word/2010/wordprocessingGroup" xmlns:wpi="http://schemas.microsoft.com/office/word/2010/wordprocessingInk" xmlns:wne="http://schemas.microsoft.com/office/word/2006/wordml" xmlns:wps="http://schemas.microsoft.com/office/word/2010/wordprocessingShape" mc:Ignorable="w14 w15 w16se w16cid w16 w16cex w16sdtdh w16sdtfl w16du wp14">
+<w:document xmlns:wpc="http://schemas.microsoft.com/office/word/2010/wordprocessingCanvas" xmlns:cx="http://schemas.microsoft.com/office/drawing/2014/chartex" xmlns:cx1="http://schemas.microsoft.com/office/drawing/2015/9/8/chartex" xmlns:cx2="http://schemas.microsoft.com/office/drawing/2015/10/21/chartex" xmlns:cx3="http://schemas.microsoft.com/office/drawing/2016/5/9/chartex" xmlns:cx4="http://schemas.microsoft.com/office/drawing/2016/5/10/chartex" xmlns:cx5="http://schemas.microsoft.com/office/drawing/2016/5/11/chartex" xmlns:cx6="http://schemas.microsoft.com/office/drawing/2016/5/12/chartex" xmlns:cx7="http://schemas.microsoft.com/office/drawing/2016/5/13/chartex" xmlns:cx8="http://schemas.microsoft.com/office/drawing/2016/5/14/chartex" xmlns:mc="http://schemas.openxmlformats.org/markup-compatibility/2006" xmlns:m="http://schemas.openxmlformats.org/officeDocument/2006/math" xmlns:aink="http://schemas.microsoft.com/office/drawing/2016/ink" xmlns:am3d="http://schemas.microsoft.com/office/drawing/2017/model3d" xmlns:oel="http://schemas.microsoft.com/office/2019/extlst" xmlns:r="http://schemas.openxmlformats.org/officeDocument/2006/relationships" xmlns:wp14="http://schemas.microsoft.com/office/word/2010/wordprocessingDrawing" xmlns:wp="http://schemas.openxmlformats.org/drawingml/2006/wordprocessingDrawing" xmlns:wpg="http://schemas.microsoft.com/office/word/2010/wordprocessingGroup" xmlns:wpi="http://schemas.microsoft.com/office/word/2010/wordprocessingInk" xmlns:wps="http://schemas.microsoft.com/office/word/2010/wordprocessingShape" xmlns:o="urn:schemas-microsoft-com:office:office" xmlns:v="urn:schemas-microsoft-com:vml" xmlns:w10="urn:schemas-microsoft-com:office:word" xmlns:w="http://schemas.openxmlformats.org/wordprocessingml/2006/main" xmlns:w14="http://schemas.microsoft.com/office/word/2010/wordml" xmlns:w15="http://schemas.microsoft.com/office/word/2012/wordml" xmlns:w16cex="http://schemas.microsoft.com/office/word/2018/wordml/cex" xmlns:w16cid="http://schemas.microsoft.com/office/word/2016/wordml/cid" xmlns:w16="http://schemas.microsoft.com/office/word/2018/wordml" xmlns:w16sdtdh="http://schemas.microsoft.com/office/word/2020/wordml/sdtdatahash" xmlns:w16sdtfl="http://schemas.microsoft.com/office/word/2024/wordml/sdtformatlock" xmlns:w16se="http://schemas.microsoft.com/office/word/2015/wordml/symex" xmlns:w16du="http://schemas.microsoft.com/office/word/2023/wordml/word16du" xmlns:wne="http://schemas.microsoft.com/office/word/2006/wordml" mc:Ignorable="w14 w15 w16se w16cid w16 w16cex w16sdtdh w16sdtfl w16du wp14">
   <w:body>
     <w:p>
       <w:pPr>
@@ -2402,7 +2402,7 @@
 </file>
 
 <file path=word/endnotes.xml><?xml version="1.0" encoding="utf-8"?>
-<w:endnotes xmlns:wpc="http://schemas.microsoft.com/office/word/2010/wordprocessingCanvas" xmlns:cx="http://schemas.microsoft.com/office/drawing/2014/chartex" xmlns:cx1="http://schemas.microsoft.com/office/drawing/2015/9/8/chartex" xmlns:cx2="http://schemas.microsoft.com/office/drawing/2015/10/21/chartex" xmlns:cx3="http://schemas.microsoft.com/office/drawing/2016/5/9/chartex" xmlns:cx4="http://schemas.microsoft.com/office/drawing/2016/5/10/chartex" xmlns:cx5="http://schemas.microsoft.com/office/drawing/2016/5/11/chartex" xmlns:cx6="http://schemas.microsoft.com/office/drawing/2016/5/12/chartex" xmlns:cx7="http://schemas.microsoft.com/office/drawing/2016/5/13/chartex" xmlns:cx8="http://schemas.microsoft.com/office/drawing/2016/5/14/chartex" xmlns:mc="http://schemas.openxmlformats.org/markup-compatibility/2006" xmlns:aink="http://schemas.microsoft.com/office/drawing/2016/ink" xmlns:am3d="http://schemas.microsoft.com/office/drawing/2017/model3d" xmlns:o="urn:schemas-microsoft-com:office:office" xmlns:oel="http://schemas.microsoft.com/office/2019/extlst" xmlns:r="http://schemas.openxmlformats.org/officeDocument/2006/relationships" xmlns:m="http://schemas.openxmlformats.org/officeDocument/2006/math" xmlns:v="urn:schemas-microsoft-com:vml" xmlns:wp14="http://schemas.microsoft.com/office/word/2010/wordprocessingDrawing" xmlns:wp="http://schemas.openxmlformats.org/drawingml/2006/wordprocessingDrawing" xmlns:w10="urn:schemas-microsoft-com:office:word" xmlns:w="http://schemas.openxmlformats.org/wordprocessingml/2006/main" xmlns:w14="http://schemas.microsoft.com/office/word/2010/wordml" xmlns:w15="http://schemas.microsoft.com/office/word/2012/wordml" xmlns:w16cex="http://schemas.microsoft.com/office/word/2018/wordml/cex" xmlns:w16cid="http://schemas.microsoft.com/office/word/2016/wordml/cid" xmlns:w16="http://schemas.microsoft.com/office/word/2018/wordml" xmlns:w16du="http://schemas.microsoft.com/office/word/2023/wordml/word16du" xmlns:w16sdtdh="http://schemas.microsoft.com/office/word/2020/wordml/sdtdatahash" xmlns:w16sdtfl="http://schemas.microsoft.com/office/word/2024/wordml/sdtformatlock" xmlns:w16se="http://schemas.microsoft.com/office/word/2015/wordml/symex" xmlns:wpg="http://schemas.microsoft.com/office/word/2010/wordprocessingGroup" xmlns:wpi="http://schemas.microsoft.com/office/word/2010/wordprocessingInk" xmlns:wne="http://schemas.microsoft.com/office/word/2006/wordml" xmlns:wps="http://schemas.microsoft.com/office/word/2010/wordprocessingShape" mc:Ignorable="w14 w15 w16se w16cid w16 w16cex w16sdtdh w16sdtfl w16du wp14">
+<w:endnotes xmlns:wpc="http://schemas.microsoft.com/office/word/2010/wordprocessingCanvas" xmlns:cx="http://schemas.microsoft.com/office/drawing/2014/chartex" xmlns:cx1="http://schemas.microsoft.com/office/drawing/2015/9/8/chartex" xmlns:cx2="http://schemas.microsoft.com/office/drawing/2015/10/21/chartex" xmlns:cx3="http://schemas.microsoft.com/office/drawing/2016/5/9/chartex" xmlns:cx4="http://schemas.microsoft.com/office/drawing/2016/5/10/chartex" xmlns:cx5="http://schemas.microsoft.com/office/drawing/2016/5/11/chartex" xmlns:cx6="http://schemas.microsoft.com/office/drawing/2016/5/12/chartex" xmlns:cx7="http://schemas.microsoft.com/office/drawing/2016/5/13/chartex" xmlns:cx8="http://schemas.microsoft.com/office/drawing/2016/5/14/chartex" xmlns:mc="http://schemas.openxmlformats.org/markup-compatibility/2006" xmlns:m="http://schemas.openxmlformats.org/officeDocument/2006/math" xmlns:aink="http://schemas.microsoft.com/office/drawing/2016/ink" xmlns:am3d="http://schemas.microsoft.com/office/drawing/2017/model3d" xmlns:oel="http://schemas.microsoft.com/office/2019/extlst" xmlns:r="http://schemas.openxmlformats.org/officeDocument/2006/relationships" xmlns:wp14="http://schemas.microsoft.com/office/word/2010/wordprocessingDrawing" xmlns:wp="http://schemas.openxmlformats.org/drawingml/2006/wordprocessingDrawing" xmlns:wpg="http://schemas.microsoft.com/office/word/2010/wordprocessingGroup" xmlns:wpi="http://schemas.microsoft.com/office/word/2010/wordprocessingInk" xmlns:wps="http://schemas.microsoft.com/office/word/2010/wordprocessingShape" xmlns:o="urn:schemas-microsoft-com:office:office" xmlns:v="urn:schemas-microsoft-com:vml" xmlns:w10="urn:schemas-microsoft-com:office:word" xmlns:w="http://schemas.openxmlformats.org/wordprocessingml/2006/main" xmlns:w14="http://schemas.microsoft.com/office/word/2010/wordml" xmlns:w15="http://schemas.microsoft.com/office/word/2012/wordml" xmlns:w16cex="http://schemas.microsoft.com/office/word/2018/wordml/cex" xmlns:w16cid="http://schemas.microsoft.com/office/word/2016/wordml/cid" xmlns:w16="http://schemas.microsoft.com/office/word/2018/wordml" xmlns:w16sdtdh="http://schemas.microsoft.com/office/word/2020/wordml/sdtdatahash" xmlns:w16sdtfl="http://schemas.microsoft.com/office/word/2024/wordml/sdtformatlock" xmlns:w16se="http://schemas.microsoft.com/office/word/2015/wordml/symex" xmlns:w16du="http://schemas.microsoft.com/office/word/2023/wordml/word16du" xmlns:wne="http://schemas.microsoft.com/office/word/2006/wordml" mc:Ignorable="w14 w15 w16se w16cid w16 w16cex w16sdtdh w16sdtfl w16du wp14">
   <w:endnote w:type="separator" w:id="-1">
     <w:p>
       <w:r>
@@ -2425,7 +2425,7 @@
 </file>
 
 <file path=word/footer1.xml><?xml version="1.0" encoding="utf-8"?>
-<w:ftr xmlns:wpc="http://schemas.microsoft.com/office/word/2010/wordprocessingCanvas" xmlns:cx="http://schemas.microsoft.com/office/drawing/2014/chartex" xmlns:cx1="http://schemas.microsoft.com/office/drawing/2015/9/8/chartex" xmlns:cx2="http://schemas.microsoft.com/office/drawing/2015/10/21/chartex" xmlns:cx3="http://schemas.microsoft.com/office/drawing/2016/5/9/chartex" xmlns:cx4="http://schemas.microsoft.com/office/drawing/2016/5/10/chartex" xmlns:cx5="http://schemas.microsoft.com/office/drawing/2016/5/11/chartex" xmlns:cx6="http://schemas.microsoft.com/office/drawing/2016/5/12/chartex" xmlns:cx7="http://schemas.microsoft.com/office/drawing/2016/5/13/chartex" xmlns:cx8="http://schemas.microsoft.com/office/drawing/2016/5/14/chartex" xmlns:mc="http://schemas.openxmlformats.org/markup-compatibility/2006" xmlns:aink="http://schemas.microsoft.com/office/drawing/2016/ink" xmlns:am3d="http://schemas.microsoft.com/office/drawing/2017/model3d" xmlns:o="urn:schemas-microsoft-com:office:office" xmlns:oel="http://schemas.microsoft.com/office/2019/extlst" xmlns:r="http://schemas.openxmlformats.org/officeDocument/2006/relationships" xmlns:m="http://schemas.openxmlformats.org/officeDocument/2006/math" xmlns:v="urn:schemas-microsoft-com:vml" xmlns:wp14="http://schemas.microsoft.com/office/word/2010/wordprocessingDrawing" xmlns:wp="http://schemas.openxmlformats.org/drawingml/2006/wordprocessingDrawing" xmlns:w10="urn:schemas-microsoft-com:office:word" xmlns:w="http://schemas.openxmlformats.org/wordprocessingml/2006/main" xmlns:w14="http://schemas.microsoft.com/office/word/2010/wordml" xmlns:w15="http://schemas.microsoft.com/office/word/2012/wordml" xmlns:w16cex="http://schemas.microsoft.com/office/word/2018/wordml/cex" xmlns:w16cid="http://schemas.microsoft.com/office/word/2016/wordml/cid" xmlns:w16="http://schemas.microsoft.com/office/word/2018/wordml" xmlns:w16du="http://schemas.microsoft.com/office/word/2023/wordml/word16du" xmlns:w16sdtdh="http://schemas.microsoft.com/office/word/2020/wordml/sdtdatahash" xmlns:w16sdtfl="http://schemas.microsoft.com/office/word/2024/wordml/sdtformatlock" xmlns:w16se="http://schemas.microsoft.com/office/word/2015/wordml/symex" xmlns:wpg="http://schemas.microsoft.com/office/word/2010/wordprocessingGroup" xmlns:wpi="http://schemas.microsoft.com/office/word/2010/wordprocessingInk" xmlns:wne="http://schemas.microsoft.com/office/word/2006/wordml" xmlns:wps="http://schemas.microsoft.com/office/word/2010/wordprocessingShape" mc:Ignorable="w14 w15 w16se w16cid w16 w16cex w16sdtdh w16sdtfl w16du wp14">
+<w:ftr xmlns:wpc="http://schemas.microsoft.com/office/word/2010/wordprocessingCanvas" xmlns:cx="http://schemas.microsoft.com/office/drawing/2014/chartex" xmlns:cx1="http://schemas.microsoft.com/office/drawing/2015/9/8/chartex" xmlns:cx2="http://schemas.microsoft.com/office/drawing/2015/10/21/chartex" xmlns:cx3="http://schemas.microsoft.com/office/drawing/2016/5/9/chartex" xmlns:cx4="http://schemas.microsoft.com/office/drawing/2016/5/10/chartex" xmlns:cx5="http://schemas.microsoft.com/office/drawing/2016/5/11/chartex" xmlns:cx6="http://schemas.microsoft.com/office/drawing/2016/5/12/chartex" xmlns:cx7="http://schemas.microsoft.com/office/drawing/2016/5/13/chartex" xmlns:cx8="http://schemas.microsoft.com/office/drawing/2016/5/14/chartex" xmlns:mc="http://schemas.openxmlformats.org/markup-compatibility/2006" xmlns:m="http://schemas.openxmlformats.org/officeDocument/2006/math" xmlns:aink="http://schemas.microsoft.com/office/drawing/2016/ink" xmlns:am3d="http://schemas.microsoft.com/office/drawing/2017/model3d" xmlns:oel="http://schemas.microsoft.com/office/2019/extlst" xmlns:r="http://schemas.openxmlformats.org/officeDocument/2006/relationships" xmlns:wp14="http://schemas.microsoft.com/office/word/2010/wordprocessingDrawing" xmlns:wp="http://schemas.openxmlformats.org/drawingml/2006/wordprocessingDrawing" xmlns:wpg="http://schemas.microsoft.com/office/word/2010/wordprocessingGroup" xmlns:wpi="http://schemas.microsoft.com/office/word/2010/wordprocessingInk" xmlns:wps="http://schemas.microsoft.com/office/word/2010/wordprocessingShape" xmlns:o="urn:schemas-microsoft-com:office:office" xmlns:v="urn:schemas-microsoft-com:vml" xmlns:w10="urn:schemas-microsoft-com:office:word" xmlns:w="http://schemas.openxmlformats.org/wordprocessingml/2006/main" xmlns:w14="http://schemas.microsoft.com/office/word/2010/wordml" xmlns:w15="http://schemas.microsoft.com/office/word/2012/wordml" xmlns:w16cex="http://schemas.microsoft.com/office/word/2018/wordml/cex" xmlns:w16cid="http://schemas.microsoft.com/office/word/2016/wordml/cid" xmlns:w16="http://schemas.microsoft.com/office/word/2018/wordml" xmlns:w16sdtdh="http://schemas.microsoft.com/office/word/2020/wordml/sdtdatahash" xmlns:w16sdtfl="http://schemas.microsoft.com/office/word/2024/wordml/sdtformatlock" xmlns:w16se="http://schemas.microsoft.com/office/word/2015/wordml/symex" xmlns:w16du="http://schemas.microsoft.com/office/word/2023/wordml/word16du" xmlns:wne="http://schemas.microsoft.com/office/word/2006/wordml" mc:Ignorable="w14 w15 w16se w16cid w16 w16cex w16sdtdh w16sdtfl w16du wp14">
   <w:sdt>
     <w:sdtPr>
       <w:rPr>
@@ -2562,7 +2562,7 @@
 </file>
 
 <file path=word/footer2.xml><?xml version="1.0" encoding="utf-8"?>
-<w:ftr xmlns:wpc="http://schemas.microsoft.com/office/word/2010/wordprocessingCanvas" xmlns:cx="http://schemas.microsoft.com/office/drawing/2014/chartex" xmlns:cx1="http://schemas.microsoft.com/office/drawing/2015/9/8/chartex" xmlns:cx2="http://schemas.microsoft.com/office/drawing/2015/10/21/chartex" xmlns:cx3="http://schemas.microsoft.com/office/drawing/2016/5/9/chartex" xmlns:cx4="http://schemas.microsoft.com/office/drawing/2016/5/10/chartex" xmlns:cx5="http://schemas.microsoft.com/office/drawing/2016/5/11/chartex" xmlns:cx6="http://schemas.microsoft.com/office/drawing/2016/5/12/chartex" xmlns:cx7="http://schemas.microsoft.com/office/drawing/2016/5/13/chartex" xmlns:cx8="http://schemas.microsoft.com/office/drawing/2016/5/14/chartex" xmlns:mc="http://schemas.openxmlformats.org/markup-compatibility/2006" xmlns:aink="http://schemas.microsoft.com/office/drawing/2016/ink" xmlns:am3d="http://schemas.microsoft.com/office/drawing/2017/model3d" xmlns:o="urn:schemas-microsoft-com:office:office" xmlns:oel="http://schemas.microsoft.com/office/2019/extlst" xmlns:r="http://schemas.openxmlformats.org/officeDocument/2006/relationships" xmlns:m="http://schemas.openxmlformats.org/officeDocument/2006/math" xmlns:v="urn:schemas-microsoft-com:vml" xmlns:wp14="http://schemas.microsoft.com/office/word/2010/wordprocessingDrawing" xmlns:wp="http://schemas.openxmlformats.org/drawingml/2006/wordprocessingDrawing" xmlns:w10="urn:schemas-microsoft-com:office:word" xmlns:w="http://schemas.openxmlformats.org/wordprocessingml/2006/main" xmlns:w14="http://schemas.microsoft.com/office/word/2010/wordml" xmlns:w15="http://schemas.microsoft.com/office/word/2012/wordml" xmlns:w16cex="http://schemas.microsoft.com/office/word/2018/wordml/cex" xmlns:w16cid="http://schemas.microsoft.com/office/word/2016/wordml/cid" xmlns:w16="http://schemas.microsoft.com/office/word/2018/wordml" xmlns:w16du="http://schemas.microsoft.com/office/word/2023/wordml/word16du" xmlns:w16sdtdh="http://schemas.microsoft.com/office/word/2020/wordml/sdtdatahash" xmlns:w16sdtfl="http://schemas.microsoft.com/office/word/2024/wordml/sdtformatlock" xmlns:w16se="http://schemas.microsoft.com/office/word/2015/wordml/symex" xmlns:wpg="http://schemas.microsoft.com/office/word/2010/wordprocessingGroup" xmlns:wpi="http://schemas.microsoft.com/office/word/2010/wordprocessingInk" xmlns:wne="http://schemas.microsoft.com/office/word/2006/wordml" xmlns:wps="http://schemas.microsoft.com/office/word/2010/wordprocessingShape" mc:Ignorable="w14 w15 w16se w16cid w16 w16cex w16sdtdh w16sdtfl w16du wp14">
+<w:ftr xmlns:wpc="http://schemas.microsoft.com/office/word/2010/wordprocessingCanvas" xmlns:cx="http://schemas.microsoft.com/office/drawing/2014/chartex" xmlns:cx1="http://schemas.microsoft.com/office/drawing/2015/9/8/chartex" xmlns:cx2="http://schemas.microsoft.com/office/drawing/2015/10/21/chartex" xmlns:cx3="http://schemas.microsoft.com/office/drawing/2016/5/9/chartex" xmlns:cx4="http://schemas.microsoft.com/office/drawing/2016/5/10/chartex" xmlns:cx5="http://schemas.microsoft.com/office/drawing/2016/5/11/chartex" xmlns:cx6="http://schemas.microsoft.com/office/drawing/2016/5/12/chartex" xmlns:cx7="http://schemas.microsoft.com/office/drawing/2016/5/13/chartex" xmlns:cx8="http://schemas.microsoft.com/office/drawing/2016/5/14/chartex" xmlns:mc="http://schemas.openxmlformats.org/markup-compatibility/2006" xmlns:m="http://schemas.openxmlformats.org/officeDocument/2006/math" xmlns:aink="http://schemas.microsoft.com/office/drawing/2016/ink" xmlns:am3d="http://schemas.microsoft.com/office/drawing/2017/model3d" xmlns:oel="http://schemas.microsoft.com/office/2019/extlst" xmlns:r="http://schemas.openxmlformats.org/officeDocument/2006/relationships" xmlns:wp14="http://schemas.microsoft.com/office/word/2010/wordprocessingDrawing" xmlns:wp="http://schemas.openxmlformats.org/drawingml/2006/wordprocessingDrawing" xmlns:wpg="http://schemas.microsoft.com/office/word/2010/wordprocessingGroup" xmlns:wpi="http://schemas.microsoft.com/office/word/2010/wordprocessingInk" xmlns:wps="http://schemas.microsoft.com/office/word/2010/wordprocessingShape" xmlns:o="urn:schemas-microsoft-com:office:office" xmlns:v="urn:schemas-microsoft-com:vml" xmlns:w10="urn:schemas-microsoft-com:office:word" xmlns:w="http://schemas.openxmlformats.org/wordprocessingml/2006/main" xmlns:w14="http://schemas.microsoft.com/office/word/2010/wordml" xmlns:w15="http://schemas.microsoft.com/office/word/2012/wordml" xmlns:w16cex="http://schemas.microsoft.com/office/word/2018/wordml/cex" xmlns:w16cid="http://schemas.microsoft.com/office/word/2016/wordml/cid" xmlns:w16="http://schemas.microsoft.com/office/word/2018/wordml" xmlns:w16sdtdh="http://schemas.microsoft.com/office/word/2020/wordml/sdtdatahash" xmlns:w16sdtfl="http://schemas.microsoft.com/office/word/2024/wordml/sdtformatlock" xmlns:w16se="http://schemas.microsoft.com/office/word/2015/wordml/symex" xmlns:w16du="http://schemas.microsoft.com/office/word/2023/wordml/word16du" xmlns:wne="http://schemas.microsoft.com/office/word/2006/wordml" mc:Ignorable="w14 w15 w16se w16cid w16 w16cex w16sdtdh w16sdtfl w16du wp14">
   <w:p>
     <w:pPr>
       <w:pStyle w:val="Footer"/>
@@ -2650,7 +2650,7 @@
 </file>
 
 <file path=word/footnotes.xml><?xml version="1.0" encoding="utf-8"?>
-<w:footnotes xmlns:wpc="http://schemas.microsoft.com/office/word/2010/wordprocessingCanvas" xmlns:cx="http://schemas.microsoft.com/office/drawing/2014/chartex" xmlns:cx1="http://schemas.microsoft.com/office/drawing/2015/9/8/chartex" xmlns:cx2="http://schemas.microsoft.com/office/drawing/2015/10/21/chartex" xmlns:cx3="http://schemas.microsoft.com/office/drawing/2016/5/9/chartex" xmlns:cx4="http://schemas.microsoft.com/office/drawing/2016/5/10/chartex" xmlns:cx5="http://schemas.microsoft.com/office/drawing/2016/5/11/chartex" xmlns:cx6="http://schemas.microsoft.com/office/drawing/2016/5/12/chartex" xmlns:cx7="http://schemas.microsoft.com/office/drawing/2016/5/13/chartex" xmlns:cx8="http://schemas.microsoft.com/office/drawing/2016/5/14/chartex" xmlns:mc="http://schemas.openxmlformats.org/markup-compatibility/2006" xmlns:aink="http://schemas.microsoft.com/office/drawing/2016/ink" xmlns:am3d="http://schemas.microsoft.com/office/drawing/2017/model3d" xmlns:o="urn:schemas-microsoft-com:office:office" xmlns:oel="http://schemas.microsoft.com/office/2019/extlst" xmlns:r="http://schemas.openxmlformats.org/officeDocument/2006/relationships" xmlns:m="http://schemas.openxmlformats.org/officeDocument/2006/math" xmlns:v="urn:schemas-microsoft-com:vml" xmlns:wp14="http://schemas.microsoft.com/office/word/2010/wordprocessingDrawing" xmlns:wp="http://schemas.openxmlformats.org/drawingml/2006/wordprocessingDrawing" xmlns:w10="urn:schemas-microsoft-com:office:word" xmlns:w="http://schemas.openxmlformats.org/wordprocessingml/2006/main" xmlns:w14="http://schemas.microsoft.com/office/word/2010/wordml" xmlns:w15="http://schemas.microsoft.com/office/word/2012/wordml" xmlns:w16cex="http://schemas.microsoft.com/office/word/2018/wordml/cex" xmlns:w16cid="http://schemas.microsoft.com/office/word/2016/wordml/cid" xmlns:w16="http://schemas.microsoft.com/office/word/2018/wordml" xmlns:w16du="http://schemas.microsoft.com/office/word/2023/wordml/word16du" xmlns:w16sdtdh="http://schemas.microsoft.com/office/word/2020/wordml/sdtdatahash" xmlns:w16sdtfl="http://schemas.microsoft.com/office/word/2024/wordml/sdtformatlock" xmlns:w16se="http://schemas.microsoft.com/office/word/2015/wordml/symex" xmlns:wpg="http://schemas.microsoft.com/office/word/2010/wordprocessingGroup" xmlns:wpi="http://schemas.microsoft.com/office/word/2010/wordprocessingInk" xmlns:wne="http://schemas.microsoft.com/office/word/2006/wordml" xmlns:wps="http://schemas.microsoft.com/office/word/2010/wordprocessingShape" mc:Ignorable="w14 w15 w16se w16cid w16 w16cex w16sdtdh w16sdtfl w16du wp14">
+<w:footnotes xmlns:wpc="http://schemas.microsoft.com/office/word/2010/wordprocessingCanvas" xmlns:cx="http://schemas.microsoft.com/office/drawing/2014/chartex" xmlns:cx1="http://schemas.microsoft.com/office/drawing/2015/9/8/chartex" xmlns:cx2="http://schemas.microsoft.com/office/drawing/2015/10/21/chartex" xmlns:cx3="http://schemas.microsoft.com/office/drawing/2016/5/9/chartex" xmlns:cx4="http://schemas.microsoft.com/office/drawing/2016/5/10/chartex" xmlns:cx5="http://schemas.microsoft.com/office/drawing/2016/5/11/chartex" xmlns:cx6="http://schemas.microsoft.com/office/drawing/2016/5/12/chartex" xmlns:cx7="http://schemas.microsoft.com/office/drawing/2016/5/13/chartex" xmlns:cx8="http://schemas.microsoft.com/office/drawing/2016/5/14/chartex" xmlns:mc="http://schemas.openxmlformats.org/markup-compatibility/2006" xmlns:m="http://schemas.openxmlformats.org/officeDocument/2006/math" xmlns:aink="http://schemas.microsoft.com/office/drawing/2016/ink" xmlns:am3d="http://schemas.microsoft.com/office/drawing/2017/model3d" xmlns:oel="http://schemas.microsoft.com/office/2019/extlst" xmlns:r="http://schemas.openxmlformats.org/officeDocument/2006/relationships" xmlns:wp14="http://schemas.microsoft.com/office/word/2010/wordprocessingDrawing" xmlns:wp="http://schemas.openxmlformats.org/drawingml/2006/wordprocessingDrawing" xmlns:wpg="http://schemas.microsoft.com/office/word/2010/wordprocessingGroup" xmlns:wpi="http://schemas.microsoft.com/office/word/2010/wordprocessingInk" xmlns:wps="http://schemas.microsoft.com/office/word/2010/wordprocessingShape" xmlns:o="urn:schemas-microsoft-com:office:office" xmlns:v="urn:schemas-microsoft-com:vml" xmlns:w10="urn:schemas-microsoft-com:office:word" xmlns:w="http://schemas.openxmlformats.org/wordprocessingml/2006/main" xmlns:w14="http://schemas.microsoft.com/office/word/2010/wordml" xmlns:w15="http://schemas.microsoft.com/office/word/2012/wordml" xmlns:w16cex="http://schemas.microsoft.com/office/word/2018/wordml/cex" xmlns:w16cid="http://schemas.microsoft.com/office/word/2016/wordml/cid" xmlns:w16="http://schemas.microsoft.com/office/word/2018/wordml" xmlns:w16sdtdh="http://schemas.microsoft.com/office/word/2020/wordml/sdtdatahash" xmlns:w16sdtfl="http://schemas.microsoft.com/office/word/2024/wordml/sdtformatlock" xmlns:w16se="http://schemas.microsoft.com/office/word/2015/wordml/symex" xmlns:w16du="http://schemas.microsoft.com/office/word/2023/wordml/word16du" xmlns:wne="http://schemas.microsoft.com/office/word/2006/wordml" mc:Ignorable="w14 w15 w16se w16cid w16 w16cex w16sdtdh w16sdtfl w16du wp14">
   <w:footnote w:type="separator" w:id="-1">
     <w:p>
       <w:r>
@@ -2673,7 +2673,7 @@
 </file>
 
 <file path=word/header1.xml><?xml version="1.0" encoding="utf-8"?>
-<w:hdr xmlns:wpc="http://schemas.microsoft.com/office/word/2010/wordprocessingCanvas" xmlns:cx="http://schemas.microsoft.com/office/drawing/2014/chartex" xmlns:cx1="http://schemas.microsoft.com/office/drawing/2015/9/8/chartex" xmlns:cx2="http://schemas.microsoft.com/office/drawing/2015/10/21/chartex" xmlns:cx3="http://schemas.microsoft.com/office/drawing/2016/5/9/chartex" xmlns:cx4="http://schemas.microsoft.com/office/drawing/2016/5/10/chartex" xmlns:cx5="http://schemas.microsoft.com/office/drawing/2016/5/11/chartex" xmlns:cx6="http://schemas.microsoft.com/office/drawing/2016/5/12/chartex" xmlns:cx7="http://schemas.microsoft.com/office/drawing/2016/5/13/chartex" xmlns:cx8="http://schemas.microsoft.com/office/drawing/2016/5/14/chartex" xmlns:mc="http://schemas.openxmlformats.org/markup-compatibility/2006" xmlns:aink="http://schemas.microsoft.com/office/drawing/2016/ink" xmlns:am3d="http://schemas.microsoft.com/office/drawing/2017/model3d" xmlns:o="urn:schemas-microsoft-com:office:office" xmlns:oel="http://schemas.microsoft.com/office/2019/extlst" xmlns:r="http://schemas.openxmlformats.org/officeDocument/2006/relationships" xmlns:m="http://schemas.openxmlformats.org/officeDocument/2006/math" xmlns:v="urn:schemas-microsoft-com:vml" xmlns:wp14="http://schemas.microsoft.com/office/word/2010/wordprocessingDrawing" xmlns:wp="http://schemas.openxmlformats.org/drawingml/2006/wordprocessingDrawing" xmlns:w10="urn:schemas-microsoft-com:office:word" xmlns:w="http://schemas.openxmlformats.org/wordprocessingml/2006/main" xmlns:w14="http://schemas.microsoft.com/office/word/2010/wordml" xmlns:w15="http://schemas.microsoft.com/office/word/2012/wordml" xmlns:w16cex="http://schemas.microsoft.com/office/word/2018/wordml/cex" xmlns:w16cid="http://schemas.microsoft.com/office/word/2016/wordml/cid" xmlns:w16="http://schemas.microsoft.com/office/word/2018/wordml" xmlns:w16du="http://schemas.microsoft.com/office/word/2023/wordml/word16du" xmlns:w16sdtdh="http://schemas.microsoft.com/office/word/2020/wordml/sdtdatahash" xmlns:w16sdtfl="http://schemas.microsoft.com/office/word/2024/wordml/sdtformatlock" xmlns:w16se="http://schemas.microsoft.com/office/word/2015/wordml/symex" xmlns:wpg="http://schemas.microsoft.com/office/word/2010/wordprocessingGroup" xmlns:wpi="http://schemas.microsoft.com/office/word/2010/wordprocessingInk" xmlns:wne="http://schemas.microsoft.com/office/word/2006/wordml" xmlns:wps="http://schemas.microsoft.com/office/word/2010/wordprocessingShape" mc:Ignorable="w14 w15 w16se w16cid w16 w16cex w16sdtdh w16sdtfl w16du wp14">
+<w:hdr xmlns:wpc="http://schemas.microsoft.com/office/word/2010/wordprocessingCanvas" xmlns:cx="http://schemas.microsoft.com/office/drawing/2014/chartex" xmlns:cx1="http://schemas.microsoft.com/office/drawing/2015/9/8/chartex" xmlns:cx2="http://schemas.microsoft.com/office/drawing/2015/10/21/chartex" xmlns:cx3="http://schemas.microsoft.com/office/drawing/2016/5/9/chartex" xmlns:cx4="http://schemas.microsoft.com/office/drawing/2016/5/10/chartex" xmlns:cx5="http://schemas.microsoft.com/office/drawing/2016/5/11/chartex" xmlns:cx6="http://schemas.microsoft.com/office/drawing/2016/5/12/chartex" xmlns:cx7="http://schemas.microsoft.com/office/drawing/2016/5/13/chartex" xmlns:cx8="http://schemas.microsoft.com/office/drawing/2016/5/14/chartex" xmlns:mc="http://schemas.openxmlformats.org/markup-compatibility/2006" xmlns:m="http://schemas.openxmlformats.org/officeDocument/2006/math" xmlns:aink="http://schemas.microsoft.com/office/drawing/2016/ink" xmlns:am3d="http://schemas.microsoft.com/office/drawing/2017/model3d" xmlns:oel="http://schemas.microsoft.com/office/2019/extlst" xmlns:r="http://schemas.openxmlformats.org/officeDocument/2006/relationships" xmlns:wp14="http://schemas.microsoft.com/office/word/2010/wordprocessingDrawing" xmlns:wp="http://schemas.openxmlformats.org/drawingml/2006/wordprocessingDrawing" xmlns:wpg="http://schemas.microsoft.com/office/word/2010/wordprocessingGroup" xmlns:wpi="http://schemas.microsoft.com/office/word/2010/wordprocessingInk" xmlns:wps="http://schemas.microsoft.com/office/word/2010/wordprocessingShape" xmlns:o="urn:schemas-microsoft-com:office:office" xmlns:v="urn:schemas-microsoft-com:vml" xmlns:w10="urn:schemas-microsoft-com:office:word" xmlns:w="http://schemas.openxmlformats.org/wordprocessingml/2006/main" xmlns:w14="http://schemas.microsoft.com/office/word/2010/wordml" xmlns:w15="http://schemas.microsoft.com/office/word/2012/wordml" xmlns:w16cex="http://schemas.microsoft.com/office/word/2018/wordml/cex" xmlns:w16cid="http://schemas.microsoft.com/office/word/2016/wordml/cid" xmlns:w16="http://schemas.microsoft.com/office/word/2018/wordml" xmlns:w16sdtdh="http://schemas.microsoft.com/office/word/2020/wordml/sdtdatahash" xmlns:w16sdtfl="http://schemas.microsoft.com/office/word/2024/wordml/sdtformatlock" xmlns:w16se="http://schemas.microsoft.com/office/word/2015/wordml/symex" xmlns:w16du="http://schemas.microsoft.com/office/word/2023/wordml/word16du" xmlns:wne="http://schemas.microsoft.com/office/word/2006/wordml" mc:Ignorable="w14 w15 w16se w16cid w16 w16cex w16sdtdh w16sdtfl w16du wp14">
   <w:p>
     <w:pPr>
       <w:pStyle w:val="Header"/>
@@ -2682,7 +2682,7 @@
       <w:rPr>
         <w:noProof/>
       </w:rPr>
-      <w:pict w14:anchorId="5EEAA19C">
+      <w:pict w14:anchorId="2B085439">
         <v:shapetype id="_x0000_t136" coordsize="21600,21600" o:spt="136" adj="10800" path="m@7,l@8,m@5,21600l@6,21600e">
           <v:formulas>
             <v:f eqn="sum #0 0 10800"/>
@@ -2720,7 +2720,7 @@
 </file>
 
 <file path=word/header2.xml><?xml version="1.0" encoding="utf-8"?>
-<w:hdr xmlns:wpc="http://schemas.microsoft.com/office/word/2010/wordprocessingCanvas" xmlns:cx="http://schemas.microsoft.com/office/drawing/2014/chartex" xmlns:cx1="http://schemas.microsoft.com/office/drawing/2015/9/8/chartex" xmlns:cx2="http://schemas.microsoft.com/office/drawing/2015/10/21/chartex" xmlns:cx3="http://schemas.microsoft.com/office/drawing/2016/5/9/chartex" xmlns:cx4="http://schemas.microsoft.com/office/drawing/2016/5/10/chartex" xmlns:cx5="http://schemas.microsoft.com/office/drawing/2016/5/11/chartex" xmlns:cx6="http://schemas.microsoft.com/office/drawing/2016/5/12/chartex" xmlns:cx7="http://schemas.microsoft.com/office/drawing/2016/5/13/chartex" xmlns:cx8="http://schemas.microsoft.com/office/drawing/2016/5/14/chartex" xmlns:mc="http://schemas.openxmlformats.org/markup-compatibility/2006" xmlns:aink="http://schemas.microsoft.com/office/drawing/2016/ink" xmlns:am3d="http://schemas.microsoft.com/office/drawing/2017/model3d" xmlns:o="urn:schemas-microsoft-com:office:office" xmlns:oel="http://schemas.microsoft.com/office/2019/extlst" xmlns:r="http://schemas.openxmlformats.org/officeDocument/2006/relationships" xmlns:m="http://schemas.openxmlformats.org/officeDocument/2006/math" xmlns:v="urn:schemas-microsoft-com:vml" xmlns:wp14="http://schemas.microsoft.com/office/word/2010/wordprocessingDrawing" xmlns:wp="http://schemas.openxmlformats.org/drawingml/2006/wordprocessingDrawing" xmlns:w10="urn:schemas-microsoft-com:office:word" xmlns:w="http://schemas.openxmlformats.org/wordprocessingml/2006/main" xmlns:w14="http://schemas.microsoft.com/office/word/2010/wordml" xmlns:w15="http://schemas.microsoft.com/office/word/2012/wordml" xmlns:w16cex="http://schemas.microsoft.com/office/word/2018/wordml/cex" xmlns:w16cid="http://schemas.microsoft.com/office/word/2016/wordml/cid" xmlns:w16="http://schemas.microsoft.com/office/word/2018/wordml" xmlns:w16du="http://schemas.microsoft.com/office/word/2023/wordml/word16du" xmlns:w16sdtdh="http://schemas.microsoft.com/office/word/2020/wordml/sdtdatahash" xmlns:w16sdtfl="http://schemas.microsoft.com/office/word/2024/wordml/sdtformatlock" xmlns:w16se="http://schemas.microsoft.com/office/word/2015/wordml/symex" xmlns:wpg="http://schemas.microsoft.com/office/word/2010/wordprocessingGroup" xmlns:wpi="http://schemas.microsoft.com/office/word/2010/wordprocessingInk" xmlns:wne="http://schemas.microsoft.com/office/word/2006/wordml" xmlns:wps="http://schemas.microsoft.com/office/word/2010/wordprocessingShape" mc:Ignorable="w14 w15 w16se w16cid w16 w16cex w16sdtdh w16sdtfl w16du wp14">
+<w:hdr xmlns:wpc="http://schemas.microsoft.com/office/word/2010/wordprocessingCanvas" xmlns:cx="http://schemas.microsoft.com/office/drawing/2014/chartex" xmlns:cx1="http://schemas.microsoft.com/office/drawing/2015/9/8/chartex" xmlns:cx2="http://schemas.microsoft.com/office/drawing/2015/10/21/chartex" xmlns:cx3="http://schemas.microsoft.com/office/drawing/2016/5/9/chartex" xmlns:cx4="http://schemas.microsoft.com/office/drawing/2016/5/10/chartex" xmlns:cx5="http://schemas.microsoft.com/office/drawing/2016/5/11/chartex" xmlns:cx6="http://schemas.microsoft.com/office/drawing/2016/5/12/chartex" xmlns:cx7="http://schemas.microsoft.com/office/drawing/2016/5/13/chartex" xmlns:cx8="http://schemas.microsoft.com/office/drawing/2016/5/14/chartex" xmlns:mc="http://schemas.openxmlformats.org/markup-compatibility/2006" xmlns:m="http://schemas.openxmlformats.org/officeDocument/2006/math" xmlns:aink="http://schemas.microsoft.com/office/drawing/2016/ink" xmlns:am3d="http://schemas.microsoft.com/office/drawing/2017/model3d" xmlns:oel="http://schemas.microsoft.com/office/2019/extlst" xmlns:r="http://schemas.openxmlformats.org/officeDocument/2006/relationships" xmlns:wp14="http://schemas.microsoft.com/office/word/2010/wordprocessingDrawing" xmlns:wp="http://schemas.openxmlformats.org/drawingml/2006/wordprocessingDrawing" xmlns:wpg="http://schemas.microsoft.com/office/word/2010/wordprocessingGroup" xmlns:wpi="http://schemas.microsoft.com/office/word/2010/wordprocessingInk" xmlns:wps="http://schemas.microsoft.com/office/word/2010/wordprocessingShape" xmlns:o="urn:schemas-microsoft-com:office:office" xmlns:v="urn:schemas-microsoft-com:vml" xmlns:w10="urn:schemas-microsoft-com:office:word" xmlns:w="http://schemas.openxmlformats.org/wordprocessingml/2006/main" xmlns:w14="http://schemas.microsoft.com/office/word/2010/wordml" xmlns:w15="http://schemas.microsoft.com/office/word/2012/wordml" xmlns:w16cex="http://schemas.microsoft.com/office/word/2018/wordml/cex" xmlns:w16cid="http://schemas.microsoft.com/office/word/2016/wordml/cid" xmlns:w16="http://schemas.microsoft.com/office/word/2018/wordml" xmlns:w16sdtdh="http://schemas.microsoft.com/office/word/2020/wordml/sdtdatahash" xmlns:w16sdtfl="http://schemas.microsoft.com/office/word/2024/wordml/sdtformatlock" xmlns:w16se="http://schemas.microsoft.com/office/word/2015/wordml/symex" xmlns:w16du="http://schemas.microsoft.com/office/word/2023/wordml/word16du" xmlns:wne="http://schemas.microsoft.com/office/word/2006/wordml" mc:Ignorable="w14 w15 w16se w16cid w16 w16cex w16sdtdh w16sdtfl w16du wp14">
   <w:p>
     <w:pPr>
       <w:pStyle w:val="Header"/>
@@ -2795,7 +2795,7 @@
       <w:rPr>
         <w:noProof/>
       </w:rPr>
-      <w:pict w14:anchorId="34528309">
+      <w:pict w14:anchorId="5207D8C5">
         <v:shapetype id="_x0000_t136" coordsize="21600,21600" o:spt="136" adj="10800" path="m@7,l@8,m@5,21600l@6,21600e">
           <v:formulas>
             <v:f eqn="sum #0 0 10800"/>
@@ -2879,7 +2879,7 @@
 </file>
 
 <file path=word/header3.xml><?xml version="1.0" encoding="utf-8"?>
-<w:hdr xmlns:wpc="http://schemas.microsoft.com/office/word/2010/wordprocessingCanvas" xmlns:cx="http://schemas.microsoft.com/office/drawing/2014/chartex" xmlns:cx1="http://schemas.microsoft.com/office/drawing/2015/9/8/chartex" xmlns:cx2="http://schemas.microsoft.com/office/drawing/2015/10/21/chartex" xmlns:cx3="http://schemas.microsoft.com/office/drawing/2016/5/9/chartex" xmlns:cx4="http://schemas.microsoft.com/office/drawing/2016/5/10/chartex" xmlns:cx5="http://schemas.microsoft.com/office/drawing/2016/5/11/chartex" xmlns:cx6="http://schemas.microsoft.com/office/drawing/2016/5/12/chartex" xmlns:cx7="http://schemas.microsoft.com/office/drawing/2016/5/13/chartex" xmlns:cx8="http://schemas.microsoft.com/office/drawing/2016/5/14/chartex" xmlns:mc="http://schemas.openxmlformats.org/markup-compatibility/2006" xmlns:aink="http://schemas.microsoft.com/office/drawing/2016/ink" xmlns:am3d="http://schemas.microsoft.com/office/drawing/2017/model3d" xmlns:o="urn:schemas-microsoft-com:office:office" xmlns:oel="http://schemas.microsoft.com/office/2019/extlst" xmlns:r="http://schemas.openxmlformats.org/officeDocument/2006/relationships" xmlns:m="http://schemas.openxmlformats.org/officeDocument/2006/math" xmlns:v="urn:schemas-microsoft-com:vml" xmlns:wp14="http://schemas.microsoft.com/office/word/2010/wordprocessingDrawing" xmlns:wp="http://schemas.openxmlformats.org/drawingml/2006/wordprocessingDrawing" xmlns:w10="urn:schemas-microsoft-com:office:word" xmlns:w="http://schemas.openxmlformats.org/wordprocessingml/2006/main" xmlns:w14="http://schemas.microsoft.com/office/word/2010/wordml" xmlns:w15="http://schemas.microsoft.com/office/word/2012/wordml" xmlns:w16cex="http://schemas.microsoft.com/office/word/2018/wordml/cex" xmlns:w16cid="http://schemas.microsoft.com/office/word/2016/wordml/cid" xmlns:w16="http://schemas.microsoft.com/office/word/2018/wordml" xmlns:w16du="http://schemas.microsoft.com/office/word/2023/wordml/word16du" xmlns:w16sdtdh="http://schemas.microsoft.com/office/word/2020/wordml/sdtdatahash" xmlns:w16sdtfl="http://schemas.microsoft.com/office/word/2024/wordml/sdtformatlock" xmlns:w16se="http://schemas.microsoft.com/office/word/2015/wordml/symex" xmlns:wpg="http://schemas.microsoft.com/office/word/2010/wordprocessingGroup" xmlns:wpi="http://schemas.microsoft.com/office/word/2010/wordprocessingInk" xmlns:wne="http://schemas.microsoft.com/office/word/2006/wordml" xmlns:wps="http://schemas.microsoft.com/office/word/2010/wordprocessingShape" mc:Ignorable="w14 w15 w16se w16cid w16 w16cex w16sdtdh w16sdtfl w16du wp14">
+<w:hdr xmlns:wpc="http://schemas.microsoft.com/office/word/2010/wordprocessingCanvas" xmlns:cx="http://schemas.microsoft.com/office/drawing/2014/chartex" xmlns:cx1="http://schemas.microsoft.com/office/drawing/2015/9/8/chartex" xmlns:cx2="http://schemas.microsoft.com/office/drawing/2015/10/21/chartex" xmlns:cx3="http://schemas.microsoft.com/office/drawing/2016/5/9/chartex" xmlns:cx4="http://schemas.microsoft.com/office/drawing/2016/5/10/chartex" xmlns:cx5="http://schemas.microsoft.com/office/drawing/2016/5/11/chartex" xmlns:cx6="http://schemas.microsoft.com/office/drawing/2016/5/12/chartex" xmlns:cx7="http://schemas.microsoft.com/office/drawing/2016/5/13/chartex" xmlns:cx8="http://schemas.microsoft.com/office/drawing/2016/5/14/chartex" xmlns:mc="http://schemas.openxmlformats.org/markup-compatibility/2006" xmlns:m="http://schemas.openxmlformats.org/officeDocument/2006/math" xmlns:aink="http://schemas.microsoft.com/office/drawing/2016/ink" xmlns:am3d="http://schemas.microsoft.com/office/drawing/2017/model3d" xmlns:oel="http://schemas.microsoft.com/office/2019/extlst" xmlns:r="http://schemas.openxmlformats.org/officeDocument/2006/relationships" xmlns:wp14="http://schemas.microsoft.com/office/word/2010/wordprocessingDrawing" xmlns:wp="http://schemas.openxmlformats.org/drawingml/2006/wordprocessingDrawing" xmlns:wpg="http://schemas.microsoft.com/office/word/2010/wordprocessingGroup" xmlns:wpi="http://schemas.microsoft.com/office/word/2010/wordprocessingInk" xmlns:wps="http://schemas.microsoft.com/office/word/2010/wordprocessingShape" xmlns:o="urn:schemas-microsoft-com:office:office" xmlns:v="urn:schemas-microsoft-com:vml" xmlns:w10="urn:schemas-microsoft-com:office:word" xmlns:w="http://schemas.openxmlformats.org/wordprocessingml/2006/main" xmlns:w14="http://schemas.microsoft.com/office/word/2010/wordml" xmlns:w15="http://schemas.microsoft.com/office/word/2012/wordml" xmlns:w16cex="http://schemas.microsoft.com/office/word/2018/wordml/cex" xmlns:w16cid="http://schemas.microsoft.com/office/word/2016/wordml/cid" xmlns:w16="http://schemas.microsoft.com/office/word/2018/wordml" xmlns:w16sdtdh="http://schemas.microsoft.com/office/word/2020/wordml/sdtdatahash" xmlns:w16sdtfl="http://schemas.microsoft.com/office/word/2024/wordml/sdtformatlock" xmlns:w16se="http://schemas.microsoft.com/office/word/2015/wordml/symex" xmlns:w16du="http://schemas.microsoft.com/office/word/2023/wordml/word16du" xmlns:wne="http://schemas.microsoft.com/office/word/2006/wordml" mc:Ignorable="w14 w15 w16se w16cid w16 w16cex w16sdtdh w16sdtfl w16du wp14">
   <w:p>
     <w:pPr>
       <w:pStyle w:val="Header"/>
@@ -2888,7 +2888,7 @@
       <w:rPr>
         <w:noProof/>
       </w:rPr>
-      <w:pict w14:anchorId="4C7C420E">
+      <w:pict w14:anchorId="13C7B26A">
         <v:shapetype id="_x0000_t136" coordsize="21600,21600" o:spt="136" adj="10800" path="m@7,l@8,m@5,21600l@6,21600e">
           <v:formulas>
             <v:f eqn="sum #0 0 10800"/>
@@ -2924,7 +2924,7 @@
 </file>
 
 <file path=word/numbering.xml><?xml version="1.0" encoding="utf-8"?>
-<w:numbering xmlns:wpc="http://schemas.microsoft.com/office/word/2010/wordprocessingCanvas" xmlns:cx="http://schemas.microsoft.com/office/drawing/2014/chartex" xmlns:cx1="http://schemas.microsoft.com/office/drawing/2015/9/8/chartex" xmlns:cx2="http://schemas.microsoft.com/office/drawing/2015/10/21/chartex" xmlns:cx3="http://schemas.microsoft.com/office/drawing/2016/5/9/chartex" xmlns:cx4="http://schemas.microsoft.com/office/drawing/2016/5/10/chartex" xmlns:cx5="http://schemas.microsoft.com/office/drawing/2016/5/11/chartex" xmlns:cx6="http://schemas.microsoft.com/office/drawing/2016/5/12/chartex" xmlns:cx7="http://schemas.microsoft.com/office/drawing/2016/5/13/chartex" xmlns:cx8="http://schemas.microsoft.com/office/drawing/2016/5/14/chartex" xmlns:mc="http://schemas.openxmlformats.org/markup-compatibility/2006" xmlns:aink="http://schemas.microsoft.com/office/drawing/2016/ink" xmlns:am3d="http://schemas.microsoft.com/office/drawing/2017/model3d" xmlns:o="urn:schemas-microsoft-com:office:office" xmlns:oel="http://schemas.microsoft.com/office/2019/extlst" xmlns:r="http://schemas.openxmlformats.org/officeDocument/2006/relationships" xmlns:m="http://schemas.openxmlformats.org/officeDocument/2006/math" xmlns:v="urn:schemas-microsoft-com:vml" xmlns:wp14="http://schemas.microsoft.com/office/word/2010/wordprocessingDrawing" xmlns:wp="http://schemas.openxmlformats.org/drawingml/2006/wordprocessingDrawing" xmlns:w10="urn:schemas-microsoft-com:office:word" xmlns:w="http://schemas.openxmlformats.org/wordprocessingml/2006/main" xmlns:w14="http://schemas.microsoft.com/office/word/2010/wordml" xmlns:w15="http://schemas.microsoft.com/office/word/2012/wordml" xmlns:w16cex="http://schemas.microsoft.com/office/word/2018/wordml/cex" xmlns:w16cid="http://schemas.microsoft.com/office/word/2016/wordml/cid" xmlns:w16="http://schemas.microsoft.com/office/word/2018/wordml" xmlns:w16du="http://schemas.microsoft.com/office/word/2023/wordml/word16du" xmlns:w16sdtdh="http://schemas.microsoft.com/office/word/2020/wordml/sdtdatahash" xmlns:w16sdtfl="http://schemas.microsoft.com/office/word/2024/wordml/sdtformatlock" xmlns:w16se="http://schemas.microsoft.com/office/word/2015/wordml/symex" xmlns:wpg="http://schemas.microsoft.com/office/word/2010/wordprocessingGroup" xmlns:wpi="http://schemas.microsoft.com/office/word/2010/wordprocessingInk" xmlns:wne="http://schemas.microsoft.com/office/word/2006/wordml" xmlns:wps="http://schemas.microsoft.com/office/word/2010/wordprocessingShape" mc:Ignorable="w14 w15 w16se w16cid w16 w16cex w16sdtdh w16sdtfl w16du wp14">
+<w:numbering xmlns:wpc="http://schemas.microsoft.com/office/word/2010/wordprocessingCanvas" xmlns:cx="http://schemas.microsoft.com/office/drawing/2014/chartex" xmlns:cx1="http://schemas.microsoft.com/office/drawing/2015/9/8/chartex" xmlns:cx2="http://schemas.microsoft.com/office/drawing/2015/10/21/chartex" xmlns:cx3="http://schemas.microsoft.com/office/drawing/2016/5/9/chartex" xmlns:cx4="http://schemas.microsoft.com/office/drawing/2016/5/10/chartex" xmlns:cx5="http://schemas.microsoft.com/office/drawing/2016/5/11/chartex" xmlns:cx6="http://schemas.microsoft.com/office/drawing/2016/5/12/chartex" xmlns:cx7="http://schemas.microsoft.com/office/drawing/2016/5/13/chartex" xmlns:cx8="http://schemas.microsoft.com/office/drawing/2016/5/14/chartex" xmlns:mc="http://schemas.openxmlformats.org/markup-compatibility/2006" xmlns:m="http://schemas.openxmlformats.org/officeDocument/2006/math" xmlns:aink="http://schemas.microsoft.com/office/drawing/2016/ink" xmlns:am3d="http://schemas.microsoft.com/office/drawing/2017/model3d" xmlns:oel="http://schemas.microsoft.com/office/2019/extlst" xmlns:r="http://schemas.openxmlformats.org/officeDocument/2006/relationships" xmlns:wp14="http://schemas.microsoft.com/office/word/2010/wordprocessingDrawing" xmlns:wp="http://schemas.openxmlformats.org/drawingml/2006/wordprocessingDrawing" xmlns:wpg="http://schemas.microsoft.com/office/word/2010/wordprocessingGroup" xmlns:wpi="http://schemas.microsoft.com/office/word/2010/wordprocessingInk" xmlns:wps="http://schemas.microsoft.com/office/word/2010/wordprocessingShape" xmlns:o="urn:schemas-microsoft-com:office:office" xmlns:v="urn:schemas-microsoft-com:vml" xmlns:w10="urn:schemas-microsoft-com:office:word" xmlns:w="http://schemas.openxmlformats.org/wordprocessingml/2006/main" xmlns:w14="http://schemas.microsoft.com/office/word/2010/wordml" xmlns:w15="http://schemas.microsoft.com/office/word/2012/wordml" xmlns:w16cex="http://schemas.microsoft.com/office/word/2018/wordml/cex" xmlns:w16cid="http://schemas.microsoft.com/office/word/2016/wordml/cid" xmlns:w16="http://schemas.microsoft.com/office/word/2018/wordml" xmlns:w16sdtdh="http://schemas.microsoft.com/office/word/2020/wordml/sdtdatahash" xmlns:w16sdtfl="http://schemas.microsoft.com/office/word/2024/wordml/sdtformatlock" xmlns:w16se="http://schemas.microsoft.com/office/word/2015/wordml/symex" xmlns:w16du="http://schemas.microsoft.com/office/word/2023/wordml/word16du" xmlns:wne="http://schemas.microsoft.com/office/word/2006/wordml" mc:Ignorable="w14 w15 w16se w16cid w16 w16cex w16sdtdh w16sdtfl w16du wp14">
   <w:abstractNum w:abstractNumId="0" w15:restartNumberingAfterBreak="0">
     <w:nsid w:val="FFFFFF7C"/>
     <w:multiLevelType w:val="singleLevel"/>
@@ -5424,7 +5424,7 @@
 </file>
 
 <file path=word/styles.xml><?xml version="1.0" encoding="utf-8"?>
-<w:styles xmlns:mc="http://schemas.openxmlformats.org/markup-compatibility/2006" xmlns:r="http://schemas.openxmlformats.org/officeDocument/2006/relationships" xmlns:w="http://schemas.openxmlformats.org/wordprocessingml/2006/main" xmlns:w14="http://schemas.microsoft.com/office/word/2010/wordml" xmlns:w15="http://schemas.microsoft.com/office/word/2012/wordml" xmlns:w16cex="http://schemas.microsoft.com/office/word/2018/wordml/cex" xmlns:w16cid="http://schemas.microsoft.com/office/word/2016/wordml/cid" xmlns:w16="http://schemas.microsoft.com/office/word/2018/wordml" xmlns:w16du="http://schemas.microsoft.com/office/word/2023/wordml/word16du" xmlns:w16sdtdh="http://schemas.microsoft.com/office/word/2020/wordml/sdtdatahash" xmlns:w16sdtfl="http://schemas.microsoft.com/office/word/2024/wordml/sdtformatlock" xmlns:w16se="http://schemas.microsoft.com/office/word/2015/wordml/symex" mc:Ignorable="w14 w15 w16se w16cid w16 w16cex w16sdtdh w16sdtfl w16du">
+<w:styles xmlns:mc="http://schemas.openxmlformats.org/markup-compatibility/2006" xmlns:r="http://schemas.openxmlformats.org/officeDocument/2006/relationships" xmlns:w="http://schemas.openxmlformats.org/wordprocessingml/2006/main" xmlns:w14="http://schemas.microsoft.com/office/word/2010/wordml" xmlns:w15="http://schemas.microsoft.com/office/word/2012/wordml" xmlns:w16cex="http://schemas.microsoft.com/office/word/2018/wordml/cex" xmlns:w16cid="http://schemas.microsoft.com/office/word/2016/wordml/cid" xmlns:w16="http://schemas.microsoft.com/office/word/2018/wordml" xmlns:w16sdtdh="http://schemas.microsoft.com/office/word/2020/wordml/sdtdatahash" xmlns:w16sdtfl="http://schemas.microsoft.com/office/word/2024/wordml/sdtformatlock" xmlns:w16se="http://schemas.microsoft.com/office/word/2015/wordml/symex" xmlns:w16du="http://schemas.microsoft.com/office/word/2023/wordml/word16du" mc:Ignorable="w14 w15 w16se w16cid w16 w16cex w16sdtdh w16sdtfl w16du">
   <w:docDefaults>
     <w:rPrDefault>
       <w:rPr>
@@ -7024,11 +7024,12 @@
     <w:uiPriority w:val="99"/>
     <w:semiHidden/>
     <w:unhideWhenUsed/>
-    <w:rsid w:val="00532CFC"/>
+    <w:rsid w:val="00711A7E"/>
     <w:pPr>
       <w:spacing w:before="0" w:line="240" w:lineRule="auto"/>
     </w:pPr>
     <w:rPr>
+      <w:i/>
       <w:sz w:val="20"/>
       <w:szCs w:val="20"/>
     </w:rPr>
@@ -7039,8 +7040,9 @@
     <w:link w:val="FootnoteText"/>
     <w:uiPriority w:val="99"/>
     <w:semiHidden/>
-    <w:rsid w:val="00532CFC"/>
+    <w:rsid w:val="00711A7E"/>
     <w:rPr>
+      <w:i/>
       <w:sz w:val="20"/>
       <w:szCs w:val="20"/>
     </w:rPr>
@@ -7051,8 +7053,9 @@
     <w:uiPriority w:val="99"/>
     <w:semiHidden/>
     <w:unhideWhenUsed/>
-    <w:rsid w:val="00532CFC"/>
+    <w:rsid w:val="00711A7E"/>
     <w:rPr>
+      <w:i/>
       <w:vertAlign w:val="superscript"/>
     </w:rPr>
   </w:style>

--- a/DOCS/sample_reports/template.docx
+++ b/DOCS/sample_reports/template.docx
@@ -1,6 +1,6 @@
 
 <file path=word/document.xml><?xml version="1.0" encoding="utf-8"?>
-<w:document xmlns:wpc="http://schemas.microsoft.com/office/word/2010/wordprocessingCanvas" xmlns:cx="http://schemas.microsoft.com/office/drawing/2014/chartex" xmlns:cx1="http://schemas.microsoft.com/office/drawing/2015/9/8/chartex" xmlns:cx2="http://schemas.microsoft.com/office/drawing/2015/10/21/chartex" xmlns:cx3="http://schemas.microsoft.com/office/drawing/2016/5/9/chartex" xmlns:cx4="http://schemas.microsoft.com/office/drawing/2016/5/10/chartex" xmlns:cx5="http://schemas.microsoft.com/office/drawing/2016/5/11/chartex" xmlns:cx6="http://schemas.microsoft.com/office/drawing/2016/5/12/chartex" xmlns:cx7="http://schemas.microsoft.com/office/drawing/2016/5/13/chartex" xmlns:cx8="http://schemas.microsoft.com/office/drawing/2016/5/14/chartex" xmlns:mc="http://schemas.openxmlformats.org/markup-compatibility/2006" xmlns:m="http://schemas.openxmlformats.org/officeDocument/2006/math" xmlns:aink="http://schemas.microsoft.com/office/drawing/2016/ink" xmlns:am3d="http://schemas.microsoft.com/office/drawing/2017/model3d" xmlns:oel="http://schemas.microsoft.com/office/2019/extlst" xmlns:r="http://schemas.openxmlformats.org/officeDocument/2006/relationships" xmlns:wp14="http://schemas.microsoft.com/office/word/2010/wordprocessingDrawing" xmlns:wp="http://schemas.openxmlformats.org/drawingml/2006/wordprocessingDrawing" xmlns:wpg="http://schemas.microsoft.com/office/word/2010/wordprocessingGroup" xmlns:wpi="http://schemas.microsoft.com/office/word/2010/wordprocessingInk" xmlns:wps="http://schemas.microsoft.com/office/word/2010/wordprocessingShape" xmlns:o="urn:schemas-microsoft-com:office:office" xmlns:v="urn:schemas-microsoft-com:vml" xmlns:w10="urn:schemas-microsoft-com:office:word" xmlns:w="http://schemas.openxmlformats.org/wordprocessingml/2006/main" xmlns:w14="http://schemas.microsoft.com/office/word/2010/wordml" xmlns:w15="http://schemas.microsoft.com/office/word/2012/wordml" xmlns:w16cex="http://schemas.microsoft.com/office/word/2018/wordml/cex" xmlns:w16cid="http://schemas.microsoft.com/office/word/2016/wordml/cid" xmlns:w16="http://schemas.microsoft.com/office/word/2018/wordml" xmlns:w16sdtdh="http://schemas.microsoft.com/office/word/2020/wordml/sdtdatahash" xmlns:w16sdtfl="http://schemas.microsoft.com/office/word/2024/wordml/sdtformatlock" xmlns:w16se="http://schemas.microsoft.com/office/word/2015/wordml/symex" xmlns:w16du="http://schemas.microsoft.com/office/word/2023/wordml/word16du" xmlns:wne="http://schemas.microsoft.com/office/word/2006/wordml" mc:Ignorable="w14 w15 w16se w16cid w16 w16cex w16sdtdh w16sdtfl w16du wp14">
+<w:document xmlns:wpc="http://schemas.microsoft.com/office/word/2010/wordprocessingCanvas" xmlns:cx="http://schemas.microsoft.com/office/drawing/2014/chartex" xmlns:cx1="http://schemas.microsoft.com/office/drawing/2015/9/8/chartex" xmlns:cx2="http://schemas.microsoft.com/office/drawing/2015/10/21/chartex" xmlns:cx3="http://schemas.microsoft.com/office/drawing/2016/5/9/chartex" xmlns:cx4="http://schemas.microsoft.com/office/drawing/2016/5/10/chartex" xmlns:cx5="http://schemas.microsoft.com/office/drawing/2016/5/11/chartex" xmlns:cx6="http://schemas.microsoft.com/office/drawing/2016/5/12/chartex" xmlns:cx7="http://schemas.microsoft.com/office/drawing/2016/5/13/chartex" xmlns:cx8="http://schemas.microsoft.com/office/drawing/2016/5/14/chartex" xmlns:mc="http://schemas.openxmlformats.org/markup-compatibility/2006" xmlns:m="http://schemas.openxmlformats.org/officeDocument/2006/math" xmlns:aink="http://schemas.microsoft.com/office/drawing/2016/ink" xmlns:am3d="http://schemas.microsoft.com/office/drawing/2017/model3d" xmlns:oel="http://schemas.microsoft.com/office/2019/extlst" xmlns:r="http://schemas.openxmlformats.org/officeDocument/2006/relationships" xmlns:wp14="http://schemas.microsoft.com/office/word/2010/wordprocessingDrawing" xmlns:wp="http://schemas.openxmlformats.org/drawingml/2006/wordprocessingDrawing" xmlns:wpg="http://schemas.microsoft.com/office/word/2010/wordprocessingGroup" xmlns:wpi="http://schemas.microsoft.com/office/word/2010/wordprocessingInk" xmlns:wps="http://schemas.microsoft.com/office/word/2010/wordprocessingShape" xmlns:o="urn:schemas-microsoft-com:office:office" xmlns:v="urn:schemas-microsoft-com:vml" xmlns:w10="urn:schemas-microsoft-com:office:word" xmlns:w="http://schemas.openxmlformats.org/wordprocessingml/2006/main" xmlns:w14="http://schemas.microsoft.com/office/word/2010/wordml" xmlns:w15="http://schemas.microsoft.com/office/word/2012/wordml" xmlns:w16cei="http://schemas.microsoft.com/office/word/2026/wordml/cei" xmlns:w16cex="http://schemas.microsoft.com/office/word/2018/wordml/cex" xmlns:w16cid="http://schemas.microsoft.com/office/word/2016/wordml/cid" xmlns:w16="http://schemas.microsoft.com/office/word/2018/wordml" xmlns:w16sdtdh="http://schemas.microsoft.com/office/word/2020/wordml/sdtdatahash" xmlns:w16sdtfl="http://schemas.microsoft.com/office/word/2024/wordml/sdtformatlock" xmlns:w16se="http://schemas.microsoft.com/office/word/2015/wordml/symex" xmlns:w16du="http://schemas.microsoft.com/office/word/2023/wordml/word16du" xmlns:wne="http://schemas.microsoft.com/office/word/2006/wordml" mc:Ignorable="w14 w15 w16se w16cid w16 w16cex w16sdtdh w16sdtfl w16du wp14">
   <w:body>
     <w:p>
       <w:pPr>
@@ -1402,13 +1402,7 @@
           </w:tcPr>
           <w:p>
             <w:r>
-              <w:t>{%tr for finding in findings</w:t>
-            </w:r>
-            <w:r>
-              <w:t>|filter_tags([“xss”, “ttp”])</w:t>
-            </w:r>
-            <w:r>
-              <w:t xml:space="preserve"> %}</w:t>
+              <w:t>{%tr for finding in findings %}</w:t>
             </w:r>
           </w:p>
         </w:tc>
@@ -1943,7 +1937,13 @@
         <w:jc w:val="left"/>
       </w:pPr>
       <w:r>
-        <w:t xml:space="preserve">{% with </w:t>
+        <w:t>{%</w:t>
+      </w:r>
+      <w:r>
+        <w:t>-</w:t>
+      </w:r>
+      <w:r>
+        <w:t xml:space="preserve"> with </w:t>
       </w:r>
       <w:r>
         <w:t xml:space="preserve">filtered </w:t>
@@ -1953,6 +1953,9 @@
       </w:r>
       <w:r>
         <w:t xml:space="preserve">findings|filter_type([“Network”, “Web”]) </w:t>
+      </w:r>
+      <w:r>
+        <w:t>-</w:t>
       </w:r>
       <w:r>
         <w:t>%}</w:t>
@@ -1964,7 +1967,13 @@
         <w:jc w:val="left"/>
       </w:pPr>
       <w:r>
-        <w:t>{% set web = filtered|selectattr(“</w:t>
+        <w:t>{%</w:t>
+      </w:r>
+      <w:r>
+        <w:t>-</w:t>
+      </w:r>
+      <w:r>
+        <w:t xml:space="preserve"> set web = filtered|selectattr(“</w:t>
       </w:r>
       <w:r>
         <w:rPr>
@@ -1973,7 +1982,13 @@
         <w:t>finding_type</w:t>
       </w:r>
       <w:r>
-        <w:t>”, “==”, “Web”)|list|length %}</w:t>
+        <w:t xml:space="preserve">”, “==”, “Web”)|list|length </w:t>
+      </w:r>
+      <w:r>
+        <w:t>-</w:t>
+      </w:r>
+      <w:r>
+        <w:t>%}</w:t>
       </w:r>
     </w:p>
     <w:p>
@@ -1982,7 +1997,13 @@
         <w:jc w:val="left"/>
       </w:pPr>
       <w:r>
-        <w:t>{% set network = filtered|selectattr(“</w:t>
+        <w:t>{%</w:t>
+      </w:r>
+      <w:r>
+        <w:t>-</w:t>
+      </w:r>
+      <w:r>
+        <w:t xml:space="preserve"> set network = filtered|selectattr(“</w:t>
       </w:r>
       <w:r>
         <w:rPr>
@@ -1991,7 +2012,13 @@
         <w:t>finding_type</w:t>
       </w:r>
       <w:r>
-        <w:t>”, “==”, “Network”)|list|length %}</w:t>
+        <w:t xml:space="preserve">”, “==”, “Network”)|list|length </w:t>
+      </w:r>
+      <w:r>
+        <w:t>-</w:t>
+      </w:r>
+      <w:r>
+        <w:t>%}</w:t>
       </w:r>
     </w:p>
     <w:p>
@@ -2000,13 +2027,25 @@
         <w:jc w:val="left"/>
       </w:pPr>
       <w:r>
-        <w:t xml:space="preserve">{% if </w:t>
+        <w:t>{%</w:t>
+      </w:r>
+      <w:r>
+        <w:t>-</w:t>
+      </w:r>
+      <w:r>
+        <w:t xml:space="preserve"> if </w:t>
       </w:r>
       <w:r>
         <w:t>filtered</w:t>
       </w:r>
       <w:r>
-        <w:t xml:space="preserve"> %}</w:t>
+        <w:t xml:space="preserve"> </w:t>
+      </w:r>
+      <w:r>
+        <w:t>-</w:t>
+      </w:r>
+      <w:r>
+        <w:t>%}</w:t>
       </w:r>
     </w:p>
     <w:p>
@@ -2402,7 +2441,7 @@
 </file>
 
 <file path=word/endnotes.xml><?xml version="1.0" encoding="utf-8"?>
-<w:endnotes xmlns:wpc="http://schemas.microsoft.com/office/word/2010/wordprocessingCanvas" xmlns:cx="http://schemas.microsoft.com/office/drawing/2014/chartex" xmlns:cx1="http://schemas.microsoft.com/office/drawing/2015/9/8/chartex" xmlns:cx2="http://schemas.microsoft.com/office/drawing/2015/10/21/chartex" xmlns:cx3="http://schemas.microsoft.com/office/drawing/2016/5/9/chartex" xmlns:cx4="http://schemas.microsoft.com/office/drawing/2016/5/10/chartex" xmlns:cx5="http://schemas.microsoft.com/office/drawing/2016/5/11/chartex" xmlns:cx6="http://schemas.microsoft.com/office/drawing/2016/5/12/chartex" xmlns:cx7="http://schemas.microsoft.com/office/drawing/2016/5/13/chartex" xmlns:cx8="http://schemas.microsoft.com/office/drawing/2016/5/14/chartex" xmlns:mc="http://schemas.openxmlformats.org/markup-compatibility/2006" xmlns:m="http://schemas.openxmlformats.org/officeDocument/2006/math" xmlns:aink="http://schemas.microsoft.com/office/drawing/2016/ink" xmlns:am3d="http://schemas.microsoft.com/office/drawing/2017/model3d" xmlns:oel="http://schemas.microsoft.com/office/2019/extlst" xmlns:r="http://schemas.openxmlformats.org/officeDocument/2006/relationships" xmlns:wp14="http://schemas.microsoft.com/office/word/2010/wordprocessingDrawing" xmlns:wp="http://schemas.openxmlformats.org/drawingml/2006/wordprocessingDrawing" xmlns:wpg="http://schemas.microsoft.com/office/word/2010/wordprocessingGroup" xmlns:wpi="http://schemas.microsoft.com/office/word/2010/wordprocessingInk" xmlns:wps="http://schemas.microsoft.com/office/word/2010/wordprocessingShape" xmlns:o="urn:schemas-microsoft-com:office:office" xmlns:v="urn:schemas-microsoft-com:vml" xmlns:w10="urn:schemas-microsoft-com:office:word" xmlns:w="http://schemas.openxmlformats.org/wordprocessingml/2006/main" xmlns:w14="http://schemas.microsoft.com/office/word/2010/wordml" xmlns:w15="http://schemas.microsoft.com/office/word/2012/wordml" xmlns:w16cex="http://schemas.microsoft.com/office/word/2018/wordml/cex" xmlns:w16cid="http://schemas.microsoft.com/office/word/2016/wordml/cid" xmlns:w16="http://schemas.microsoft.com/office/word/2018/wordml" xmlns:w16sdtdh="http://schemas.microsoft.com/office/word/2020/wordml/sdtdatahash" xmlns:w16sdtfl="http://schemas.microsoft.com/office/word/2024/wordml/sdtformatlock" xmlns:w16se="http://schemas.microsoft.com/office/word/2015/wordml/symex" xmlns:w16du="http://schemas.microsoft.com/office/word/2023/wordml/word16du" xmlns:wne="http://schemas.microsoft.com/office/word/2006/wordml" mc:Ignorable="w14 w15 w16se w16cid w16 w16cex w16sdtdh w16sdtfl w16du wp14">
+<w:endnotes xmlns:wpc="http://schemas.microsoft.com/office/word/2010/wordprocessingCanvas" xmlns:cx="http://schemas.microsoft.com/office/drawing/2014/chartex" xmlns:cx1="http://schemas.microsoft.com/office/drawing/2015/9/8/chartex" xmlns:cx2="http://schemas.microsoft.com/office/drawing/2015/10/21/chartex" xmlns:cx3="http://schemas.microsoft.com/office/drawing/2016/5/9/chartex" xmlns:cx4="http://schemas.microsoft.com/office/drawing/2016/5/10/chartex" xmlns:cx5="http://schemas.microsoft.com/office/drawing/2016/5/11/chartex" xmlns:cx6="http://schemas.microsoft.com/office/drawing/2016/5/12/chartex" xmlns:cx7="http://schemas.microsoft.com/office/drawing/2016/5/13/chartex" xmlns:cx8="http://schemas.microsoft.com/office/drawing/2016/5/14/chartex" xmlns:mc="http://schemas.openxmlformats.org/markup-compatibility/2006" xmlns:m="http://schemas.openxmlformats.org/officeDocument/2006/math" xmlns:aink="http://schemas.microsoft.com/office/drawing/2016/ink" xmlns:am3d="http://schemas.microsoft.com/office/drawing/2017/model3d" xmlns:oel="http://schemas.microsoft.com/office/2019/extlst" xmlns:r="http://schemas.openxmlformats.org/officeDocument/2006/relationships" xmlns:wp14="http://schemas.microsoft.com/office/word/2010/wordprocessingDrawing" xmlns:wp="http://schemas.openxmlformats.org/drawingml/2006/wordprocessingDrawing" xmlns:wpg="http://schemas.microsoft.com/office/word/2010/wordprocessingGroup" xmlns:wpi="http://schemas.microsoft.com/office/word/2010/wordprocessingInk" xmlns:wps="http://schemas.microsoft.com/office/word/2010/wordprocessingShape" xmlns:o="urn:schemas-microsoft-com:office:office" xmlns:v="urn:schemas-microsoft-com:vml" xmlns:w10="urn:schemas-microsoft-com:office:word" xmlns:w="http://schemas.openxmlformats.org/wordprocessingml/2006/main" xmlns:w14="http://schemas.microsoft.com/office/word/2010/wordml" xmlns:w15="http://schemas.microsoft.com/office/word/2012/wordml" xmlns:w16cei="http://schemas.microsoft.com/office/word/2026/wordml/cei" xmlns:w16cex="http://schemas.microsoft.com/office/word/2018/wordml/cex" xmlns:w16cid="http://schemas.microsoft.com/office/word/2016/wordml/cid" xmlns:w16="http://schemas.microsoft.com/office/word/2018/wordml" xmlns:w16sdtdh="http://schemas.microsoft.com/office/word/2020/wordml/sdtdatahash" xmlns:w16sdtfl="http://schemas.microsoft.com/office/word/2024/wordml/sdtformatlock" xmlns:w16se="http://schemas.microsoft.com/office/word/2015/wordml/symex" xmlns:w16du="http://schemas.microsoft.com/office/word/2023/wordml/word16du" xmlns:wne="http://schemas.microsoft.com/office/word/2006/wordml" mc:Ignorable="w14 w15 w16se w16cid w16 w16cex w16sdtdh w16sdtfl w16du wp14">
   <w:endnote w:type="separator" w:id="-1">
     <w:p>
       <w:r>
@@ -2425,7 +2464,7 @@
 </file>
 
 <file path=word/footer1.xml><?xml version="1.0" encoding="utf-8"?>
-<w:ftr xmlns:wpc="http://schemas.microsoft.com/office/word/2010/wordprocessingCanvas" xmlns:cx="http://schemas.microsoft.com/office/drawing/2014/chartex" xmlns:cx1="http://schemas.microsoft.com/office/drawing/2015/9/8/chartex" xmlns:cx2="http://schemas.microsoft.com/office/drawing/2015/10/21/chartex" xmlns:cx3="http://schemas.microsoft.com/office/drawing/2016/5/9/chartex" xmlns:cx4="http://schemas.microsoft.com/office/drawing/2016/5/10/chartex" xmlns:cx5="http://schemas.microsoft.com/office/drawing/2016/5/11/chartex" xmlns:cx6="http://schemas.microsoft.com/office/drawing/2016/5/12/chartex" xmlns:cx7="http://schemas.microsoft.com/office/drawing/2016/5/13/chartex" xmlns:cx8="http://schemas.microsoft.com/office/drawing/2016/5/14/chartex" xmlns:mc="http://schemas.openxmlformats.org/markup-compatibility/2006" xmlns:m="http://schemas.openxmlformats.org/officeDocument/2006/math" xmlns:aink="http://schemas.microsoft.com/office/drawing/2016/ink" xmlns:am3d="http://schemas.microsoft.com/office/drawing/2017/model3d" xmlns:oel="http://schemas.microsoft.com/office/2019/extlst" xmlns:r="http://schemas.openxmlformats.org/officeDocument/2006/relationships" xmlns:wp14="http://schemas.microsoft.com/office/word/2010/wordprocessingDrawing" xmlns:wp="http://schemas.openxmlformats.org/drawingml/2006/wordprocessingDrawing" xmlns:wpg="http://schemas.microsoft.com/office/word/2010/wordprocessingGroup" xmlns:wpi="http://schemas.microsoft.com/office/word/2010/wordprocessingInk" xmlns:wps="http://schemas.microsoft.com/office/word/2010/wordprocessingShape" xmlns:o="urn:schemas-microsoft-com:office:office" xmlns:v="urn:schemas-microsoft-com:vml" xmlns:w10="urn:schemas-microsoft-com:office:word" xmlns:w="http://schemas.openxmlformats.org/wordprocessingml/2006/main" xmlns:w14="http://schemas.microsoft.com/office/word/2010/wordml" xmlns:w15="http://schemas.microsoft.com/office/word/2012/wordml" xmlns:w16cex="http://schemas.microsoft.com/office/word/2018/wordml/cex" xmlns:w16cid="http://schemas.microsoft.com/office/word/2016/wordml/cid" xmlns:w16="http://schemas.microsoft.com/office/word/2018/wordml" xmlns:w16sdtdh="http://schemas.microsoft.com/office/word/2020/wordml/sdtdatahash" xmlns:w16sdtfl="http://schemas.microsoft.com/office/word/2024/wordml/sdtformatlock" xmlns:w16se="http://schemas.microsoft.com/office/word/2015/wordml/symex" xmlns:w16du="http://schemas.microsoft.com/office/word/2023/wordml/word16du" xmlns:wne="http://schemas.microsoft.com/office/word/2006/wordml" mc:Ignorable="w14 w15 w16se w16cid w16 w16cex w16sdtdh w16sdtfl w16du wp14">
+<w:ftr xmlns:wpc="http://schemas.microsoft.com/office/word/2010/wordprocessingCanvas" xmlns:cx="http://schemas.microsoft.com/office/drawing/2014/chartex" xmlns:cx1="http://schemas.microsoft.com/office/drawing/2015/9/8/chartex" xmlns:cx2="http://schemas.microsoft.com/office/drawing/2015/10/21/chartex" xmlns:cx3="http://schemas.microsoft.com/office/drawing/2016/5/9/chartex" xmlns:cx4="http://schemas.microsoft.com/office/drawing/2016/5/10/chartex" xmlns:cx5="http://schemas.microsoft.com/office/drawing/2016/5/11/chartex" xmlns:cx6="http://schemas.microsoft.com/office/drawing/2016/5/12/chartex" xmlns:cx7="http://schemas.microsoft.com/office/drawing/2016/5/13/chartex" xmlns:cx8="http://schemas.microsoft.com/office/drawing/2016/5/14/chartex" xmlns:mc="http://schemas.openxmlformats.org/markup-compatibility/2006" xmlns:m="http://schemas.openxmlformats.org/officeDocument/2006/math" xmlns:aink="http://schemas.microsoft.com/office/drawing/2016/ink" xmlns:am3d="http://schemas.microsoft.com/office/drawing/2017/model3d" xmlns:oel="http://schemas.microsoft.com/office/2019/extlst" xmlns:r="http://schemas.openxmlformats.org/officeDocument/2006/relationships" xmlns:wp14="http://schemas.microsoft.com/office/word/2010/wordprocessingDrawing" xmlns:wp="http://schemas.openxmlformats.org/drawingml/2006/wordprocessingDrawing" xmlns:wpg="http://schemas.microsoft.com/office/word/2010/wordprocessingGroup" xmlns:wpi="http://schemas.microsoft.com/office/word/2010/wordprocessingInk" xmlns:wps="http://schemas.microsoft.com/office/word/2010/wordprocessingShape" xmlns:o="urn:schemas-microsoft-com:office:office" xmlns:v="urn:schemas-microsoft-com:vml" xmlns:w10="urn:schemas-microsoft-com:office:word" xmlns:w="http://schemas.openxmlformats.org/wordprocessingml/2006/main" xmlns:w14="http://schemas.microsoft.com/office/word/2010/wordml" xmlns:w15="http://schemas.microsoft.com/office/word/2012/wordml" xmlns:w16cei="http://schemas.microsoft.com/office/word/2026/wordml/cei" xmlns:w16cex="http://schemas.microsoft.com/office/word/2018/wordml/cex" xmlns:w16cid="http://schemas.microsoft.com/office/word/2016/wordml/cid" xmlns:w16="http://schemas.microsoft.com/office/word/2018/wordml" xmlns:w16sdtdh="http://schemas.microsoft.com/office/word/2020/wordml/sdtdatahash" xmlns:w16sdtfl="http://schemas.microsoft.com/office/word/2024/wordml/sdtformatlock" xmlns:w16se="http://schemas.microsoft.com/office/word/2015/wordml/symex" xmlns:w16du="http://schemas.microsoft.com/office/word/2023/wordml/word16du" xmlns:wne="http://schemas.microsoft.com/office/word/2006/wordml" mc:Ignorable="w14 w15 w16se w16cid w16 w16cex w16sdtdh w16sdtfl w16du wp14">
   <w:sdt>
     <w:sdtPr>
       <w:rPr>
@@ -2562,7 +2601,7 @@
 </file>
 
 <file path=word/footer2.xml><?xml version="1.0" encoding="utf-8"?>
-<w:ftr xmlns:wpc="http://schemas.microsoft.com/office/word/2010/wordprocessingCanvas" xmlns:cx="http://schemas.microsoft.com/office/drawing/2014/chartex" xmlns:cx1="http://schemas.microsoft.com/office/drawing/2015/9/8/chartex" xmlns:cx2="http://schemas.microsoft.com/office/drawing/2015/10/21/chartex" xmlns:cx3="http://schemas.microsoft.com/office/drawing/2016/5/9/chartex" xmlns:cx4="http://schemas.microsoft.com/office/drawing/2016/5/10/chartex" xmlns:cx5="http://schemas.microsoft.com/office/drawing/2016/5/11/chartex" xmlns:cx6="http://schemas.microsoft.com/office/drawing/2016/5/12/chartex" xmlns:cx7="http://schemas.microsoft.com/office/drawing/2016/5/13/chartex" xmlns:cx8="http://schemas.microsoft.com/office/drawing/2016/5/14/chartex" xmlns:mc="http://schemas.openxmlformats.org/markup-compatibility/2006" xmlns:m="http://schemas.openxmlformats.org/officeDocument/2006/math" xmlns:aink="http://schemas.microsoft.com/office/drawing/2016/ink" xmlns:am3d="http://schemas.microsoft.com/office/drawing/2017/model3d" xmlns:oel="http://schemas.microsoft.com/office/2019/extlst" xmlns:r="http://schemas.openxmlformats.org/officeDocument/2006/relationships" xmlns:wp14="http://schemas.microsoft.com/office/word/2010/wordprocessingDrawing" xmlns:wp="http://schemas.openxmlformats.org/drawingml/2006/wordprocessingDrawing" xmlns:wpg="http://schemas.microsoft.com/office/word/2010/wordprocessingGroup" xmlns:wpi="http://schemas.microsoft.com/office/word/2010/wordprocessingInk" xmlns:wps="http://schemas.microsoft.com/office/word/2010/wordprocessingShape" xmlns:o="urn:schemas-microsoft-com:office:office" xmlns:v="urn:schemas-microsoft-com:vml" xmlns:w10="urn:schemas-microsoft-com:office:word" xmlns:w="http://schemas.openxmlformats.org/wordprocessingml/2006/main" xmlns:w14="http://schemas.microsoft.com/office/word/2010/wordml" xmlns:w15="http://schemas.microsoft.com/office/word/2012/wordml" xmlns:w16cex="http://schemas.microsoft.com/office/word/2018/wordml/cex" xmlns:w16cid="http://schemas.microsoft.com/office/word/2016/wordml/cid" xmlns:w16="http://schemas.microsoft.com/office/word/2018/wordml" xmlns:w16sdtdh="http://schemas.microsoft.com/office/word/2020/wordml/sdtdatahash" xmlns:w16sdtfl="http://schemas.microsoft.com/office/word/2024/wordml/sdtformatlock" xmlns:w16se="http://schemas.microsoft.com/office/word/2015/wordml/symex" xmlns:w16du="http://schemas.microsoft.com/office/word/2023/wordml/word16du" xmlns:wne="http://schemas.microsoft.com/office/word/2006/wordml" mc:Ignorable="w14 w15 w16se w16cid w16 w16cex w16sdtdh w16sdtfl w16du wp14">
+<w:ftr xmlns:wpc="http://schemas.microsoft.com/office/word/2010/wordprocessingCanvas" xmlns:cx="http://schemas.microsoft.com/office/drawing/2014/chartex" xmlns:cx1="http://schemas.microsoft.com/office/drawing/2015/9/8/chartex" xmlns:cx2="http://schemas.microsoft.com/office/drawing/2015/10/21/chartex" xmlns:cx3="http://schemas.microsoft.com/office/drawing/2016/5/9/chartex" xmlns:cx4="http://schemas.microsoft.com/office/drawing/2016/5/10/chartex" xmlns:cx5="http://schemas.microsoft.com/office/drawing/2016/5/11/chartex" xmlns:cx6="http://schemas.microsoft.com/office/drawing/2016/5/12/chartex" xmlns:cx7="http://schemas.microsoft.com/office/drawing/2016/5/13/chartex" xmlns:cx8="http://schemas.microsoft.com/office/drawing/2016/5/14/chartex" xmlns:mc="http://schemas.openxmlformats.org/markup-compatibility/2006" xmlns:m="http://schemas.openxmlformats.org/officeDocument/2006/math" xmlns:aink="http://schemas.microsoft.com/office/drawing/2016/ink" xmlns:am3d="http://schemas.microsoft.com/office/drawing/2017/model3d" xmlns:oel="http://schemas.microsoft.com/office/2019/extlst" xmlns:r="http://schemas.openxmlformats.org/officeDocument/2006/relationships" xmlns:wp14="http://schemas.microsoft.com/office/word/2010/wordprocessingDrawing" xmlns:wp="http://schemas.openxmlformats.org/drawingml/2006/wordprocessingDrawing" xmlns:wpg="http://schemas.microsoft.com/office/word/2010/wordprocessingGroup" xmlns:wpi="http://schemas.microsoft.com/office/word/2010/wordprocessingInk" xmlns:wps="http://schemas.microsoft.com/office/word/2010/wordprocessingShape" xmlns:o="urn:schemas-microsoft-com:office:office" xmlns:v="urn:schemas-microsoft-com:vml" xmlns:w10="urn:schemas-microsoft-com:office:word" xmlns:w="http://schemas.openxmlformats.org/wordprocessingml/2006/main" xmlns:w14="http://schemas.microsoft.com/office/word/2010/wordml" xmlns:w15="http://schemas.microsoft.com/office/word/2012/wordml" xmlns:w16cei="http://schemas.microsoft.com/office/word/2026/wordml/cei" xmlns:w16cex="http://schemas.microsoft.com/office/word/2018/wordml/cex" xmlns:w16cid="http://schemas.microsoft.com/office/word/2016/wordml/cid" xmlns:w16="http://schemas.microsoft.com/office/word/2018/wordml" xmlns:w16sdtdh="http://schemas.microsoft.com/office/word/2020/wordml/sdtdatahash" xmlns:w16sdtfl="http://schemas.microsoft.com/office/word/2024/wordml/sdtformatlock" xmlns:w16se="http://schemas.microsoft.com/office/word/2015/wordml/symex" xmlns:w16du="http://schemas.microsoft.com/office/word/2023/wordml/word16du" xmlns:wne="http://schemas.microsoft.com/office/word/2006/wordml" mc:Ignorable="w14 w15 w16se w16cid w16 w16cex w16sdtdh w16sdtfl w16du wp14">
   <w:p>
     <w:pPr>
       <w:pStyle w:val="Footer"/>
@@ -2650,7 +2689,7 @@
 </file>
 
 <file path=word/footnotes.xml><?xml version="1.0" encoding="utf-8"?>
-<w:footnotes xmlns:wpc="http://schemas.microsoft.com/office/word/2010/wordprocessingCanvas" xmlns:cx="http://schemas.microsoft.com/office/drawing/2014/chartex" xmlns:cx1="http://schemas.microsoft.com/office/drawing/2015/9/8/chartex" xmlns:cx2="http://schemas.microsoft.com/office/drawing/2015/10/21/chartex" xmlns:cx3="http://schemas.microsoft.com/office/drawing/2016/5/9/chartex" xmlns:cx4="http://schemas.microsoft.com/office/drawing/2016/5/10/chartex" xmlns:cx5="http://schemas.microsoft.com/office/drawing/2016/5/11/chartex" xmlns:cx6="http://schemas.microsoft.com/office/drawing/2016/5/12/chartex" xmlns:cx7="http://schemas.microsoft.com/office/drawing/2016/5/13/chartex" xmlns:cx8="http://schemas.microsoft.com/office/drawing/2016/5/14/chartex" xmlns:mc="http://schemas.openxmlformats.org/markup-compatibility/2006" xmlns:m="http://schemas.openxmlformats.org/officeDocument/2006/math" xmlns:aink="http://schemas.microsoft.com/office/drawing/2016/ink" xmlns:am3d="http://schemas.microsoft.com/office/drawing/2017/model3d" xmlns:oel="http://schemas.microsoft.com/office/2019/extlst" xmlns:r="http://schemas.openxmlformats.org/officeDocument/2006/relationships" xmlns:wp14="http://schemas.microsoft.com/office/word/2010/wordprocessingDrawing" xmlns:wp="http://schemas.openxmlformats.org/drawingml/2006/wordprocessingDrawing" xmlns:wpg="http://schemas.microsoft.com/office/word/2010/wordprocessingGroup" xmlns:wpi="http://schemas.microsoft.com/office/word/2010/wordprocessingInk" xmlns:wps="http://schemas.microsoft.com/office/word/2010/wordprocessingShape" xmlns:o="urn:schemas-microsoft-com:office:office" xmlns:v="urn:schemas-microsoft-com:vml" xmlns:w10="urn:schemas-microsoft-com:office:word" xmlns:w="http://schemas.openxmlformats.org/wordprocessingml/2006/main" xmlns:w14="http://schemas.microsoft.com/office/word/2010/wordml" xmlns:w15="http://schemas.microsoft.com/office/word/2012/wordml" xmlns:w16cex="http://schemas.microsoft.com/office/word/2018/wordml/cex" xmlns:w16cid="http://schemas.microsoft.com/office/word/2016/wordml/cid" xmlns:w16="http://schemas.microsoft.com/office/word/2018/wordml" xmlns:w16sdtdh="http://schemas.microsoft.com/office/word/2020/wordml/sdtdatahash" xmlns:w16sdtfl="http://schemas.microsoft.com/office/word/2024/wordml/sdtformatlock" xmlns:w16se="http://schemas.microsoft.com/office/word/2015/wordml/symex" xmlns:w16du="http://schemas.microsoft.com/office/word/2023/wordml/word16du" xmlns:wne="http://schemas.microsoft.com/office/word/2006/wordml" mc:Ignorable="w14 w15 w16se w16cid w16 w16cex w16sdtdh w16sdtfl w16du wp14">
+<w:footnotes xmlns:wpc="http://schemas.microsoft.com/office/word/2010/wordprocessingCanvas" xmlns:cx="http://schemas.microsoft.com/office/drawing/2014/chartex" xmlns:cx1="http://schemas.microsoft.com/office/drawing/2015/9/8/chartex" xmlns:cx2="http://schemas.microsoft.com/office/drawing/2015/10/21/chartex" xmlns:cx3="http://schemas.microsoft.com/office/drawing/2016/5/9/chartex" xmlns:cx4="http://schemas.microsoft.com/office/drawing/2016/5/10/chartex" xmlns:cx5="http://schemas.microsoft.com/office/drawing/2016/5/11/chartex" xmlns:cx6="http://schemas.microsoft.com/office/drawing/2016/5/12/chartex" xmlns:cx7="http://schemas.microsoft.com/office/drawing/2016/5/13/chartex" xmlns:cx8="http://schemas.microsoft.com/office/drawing/2016/5/14/chartex" xmlns:mc="http://schemas.openxmlformats.org/markup-compatibility/2006" xmlns:m="http://schemas.openxmlformats.org/officeDocument/2006/math" xmlns:aink="http://schemas.microsoft.com/office/drawing/2016/ink" xmlns:am3d="http://schemas.microsoft.com/office/drawing/2017/model3d" xmlns:oel="http://schemas.microsoft.com/office/2019/extlst" xmlns:r="http://schemas.openxmlformats.org/officeDocument/2006/relationships" xmlns:wp14="http://schemas.microsoft.com/office/word/2010/wordprocessingDrawing" xmlns:wp="http://schemas.openxmlformats.org/drawingml/2006/wordprocessingDrawing" xmlns:wpg="http://schemas.microsoft.com/office/word/2010/wordprocessingGroup" xmlns:wpi="http://schemas.microsoft.com/office/word/2010/wordprocessingInk" xmlns:wps="http://schemas.microsoft.com/office/word/2010/wordprocessingShape" xmlns:o="urn:schemas-microsoft-com:office:office" xmlns:v="urn:schemas-microsoft-com:vml" xmlns:w10="urn:schemas-microsoft-com:office:word" xmlns:w="http://schemas.openxmlformats.org/wordprocessingml/2006/main" xmlns:w14="http://schemas.microsoft.com/office/word/2010/wordml" xmlns:w15="http://schemas.microsoft.com/office/word/2012/wordml" xmlns:w16cei="http://schemas.microsoft.com/office/word/2026/wordml/cei" xmlns:w16cex="http://schemas.microsoft.com/office/word/2018/wordml/cex" xmlns:w16cid="http://schemas.microsoft.com/office/word/2016/wordml/cid" xmlns:w16="http://schemas.microsoft.com/office/word/2018/wordml" xmlns:w16sdtdh="http://schemas.microsoft.com/office/word/2020/wordml/sdtdatahash" xmlns:w16sdtfl="http://schemas.microsoft.com/office/word/2024/wordml/sdtformatlock" xmlns:w16se="http://schemas.microsoft.com/office/word/2015/wordml/symex" xmlns:w16du="http://schemas.microsoft.com/office/word/2023/wordml/word16du" xmlns:wne="http://schemas.microsoft.com/office/word/2006/wordml" mc:Ignorable="w14 w15 w16se w16cid w16 w16cex w16sdtdh w16sdtfl w16du wp14">
   <w:footnote w:type="separator" w:id="-1">
     <w:p>
       <w:r>
@@ -2673,7 +2712,7 @@
 </file>
 
 <file path=word/header1.xml><?xml version="1.0" encoding="utf-8"?>
-<w:hdr xmlns:wpc="http://schemas.microsoft.com/office/word/2010/wordprocessingCanvas" xmlns:cx="http://schemas.microsoft.com/office/drawing/2014/chartex" xmlns:cx1="http://schemas.microsoft.com/office/drawing/2015/9/8/chartex" xmlns:cx2="http://schemas.microsoft.com/office/drawing/2015/10/21/chartex" xmlns:cx3="http://schemas.microsoft.com/office/drawing/2016/5/9/chartex" xmlns:cx4="http://schemas.microsoft.com/office/drawing/2016/5/10/chartex" xmlns:cx5="http://schemas.microsoft.com/office/drawing/2016/5/11/chartex" xmlns:cx6="http://schemas.microsoft.com/office/drawing/2016/5/12/chartex" xmlns:cx7="http://schemas.microsoft.com/office/drawing/2016/5/13/chartex" xmlns:cx8="http://schemas.microsoft.com/office/drawing/2016/5/14/chartex" xmlns:mc="http://schemas.openxmlformats.org/markup-compatibility/2006" xmlns:m="http://schemas.openxmlformats.org/officeDocument/2006/math" xmlns:aink="http://schemas.microsoft.com/office/drawing/2016/ink" xmlns:am3d="http://schemas.microsoft.com/office/drawing/2017/model3d" xmlns:oel="http://schemas.microsoft.com/office/2019/extlst" xmlns:r="http://schemas.openxmlformats.org/officeDocument/2006/relationships" xmlns:wp14="http://schemas.microsoft.com/office/word/2010/wordprocessingDrawing" xmlns:wp="http://schemas.openxmlformats.org/drawingml/2006/wordprocessingDrawing" xmlns:wpg="http://schemas.microsoft.com/office/word/2010/wordprocessingGroup" xmlns:wpi="http://schemas.microsoft.com/office/word/2010/wordprocessingInk" xmlns:wps="http://schemas.microsoft.com/office/word/2010/wordprocessingShape" xmlns:o="urn:schemas-microsoft-com:office:office" xmlns:v="urn:schemas-microsoft-com:vml" xmlns:w10="urn:schemas-microsoft-com:office:word" xmlns:w="http://schemas.openxmlformats.org/wordprocessingml/2006/main" xmlns:w14="http://schemas.microsoft.com/office/word/2010/wordml" xmlns:w15="http://schemas.microsoft.com/office/word/2012/wordml" xmlns:w16cex="http://schemas.microsoft.com/office/word/2018/wordml/cex" xmlns:w16cid="http://schemas.microsoft.com/office/word/2016/wordml/cid" xmlns:w16="http://schemas.microsoft.com/office/word/2018/wordml" xmlns:w16sdtdh="http://schemas.microsoft.com/office/word/2020/wordml/sdtdatahash" xmlns:w16sdtfl="http://schemas.microsoft.com/office/word/2024/wordml/sdtformatlock" xmlns:w16se="http://schemas.microsoft.com/office/word/2015/wordml/symex" xmlns:w16du="http://schemas.microsoft.com/office/word/2023/wordml/word16du" xmlns:wne="http://schemas.microsoft.com/office/word/2006/wordml" mc:Ignorable="w14 w15 w16se w16cid w16 w16cex w16sdtdh w16sdtfl w16du wp14">
+<w:hdr xmlns:wpc="http://schemas.microsoft.com/office/word/2010/wordprocessingCanvas" xmlns:cx="http://schemas.microsoft.com/office/drawing/2014/chartex" xmlns:cx1="http://schemas.microsoft.com/office/drawing/2015/9/8/chartex" xmlns:cx2="http://schemas.microsoft.com/office/drawing/2015/10/21/chartex" xmlns:cx3="http://schemas.microsoft.com/office/drawing/2016/5/9/chartex" xmlns:cx4="http://schemas.microsoft.com/office/drawing/2016/5/10/chartex" xmlns:cx5="http://schemas.microsoft.com/office/drawing/2016/5/11/chartex" xmlns:cx6="http://schemas.microsoft.com/office/drawing/2016/5/12/chartex" xmlns:cx7="http://schemas.microsoft.com/office/drawing/2016/5/13/chartex" xmlns:cx8="http://schemas.microsoft.com/office/drawing/2016/5/14/chartex" xmlns:mc="http://schemas.openxmlformats.org/markup-compatibility/2006" xmlns:m="http://schemas.openxmlformats.org/officeDocument/2006/math" xmlns:aink="http://schemas.microsoft.com/office/drawing/2016/ink" xmlns:am3d="http://schemas.microsoft.com/office/drawing/2017/model3d" xmlns:oel="http://schemas.microsoft.com/office/2019/extlst" xmlns:r="http://schemas.openxmlformats.org/officeDocument/2006/relationships" xmlns:wp14="http://schemas.microsoft.com/office/word/2010/wordprocessingDrawing" xmlns:wp="http://schemas.openxmlformats.org/drawingml/2006/wordprocessingDrawing" xmlns:wpg="http://schemas.microsoft.com/office/word/2010/wordprocessingGroup" xmlns:wpi="http://schemas.microsoft.com/office/word/2010/wordprocessingInk" xmlns:wps="http://schemas.microsoft.com/office/word/2010/wordprocessingShape" xmlns:o="urn:schemas-microsoft-com:office:office" xmlns:v="urn:schemas-microsoft-com:vml" xmlns:w10="urn:schemas-microsoft-com:office:word" xmlns:w="http://schemas.openxmlformats.org/wordprocessingml/2006/main" xmlns:w14="http://schemas.microsoft.com/office/word/2010/wordml" xmlns:w15="http://schemas.microsoft.com/office/word/2012/wordml" xmlns:w16cei="http://schemas.microsoft.com/office/word/2026/wordml/cei" xmlns:w16cex="http://schemas.microsoft.com/office/word/2018/wordml/cex" xmlns:w16cid="http://schemas.microsoft.com/office/word/2016/wordml/cid" xmlns:w16="http://schemas.microsoft.com/office/word/2018/wordml" xmlns:w16sdtdh="http://schemas.microsoft.com/office/word/2020/wordml/sdtdatahash" xmlns:w16sdtfl="http://schemas.microsoft.com/office/word/2024/wordml/sdtformatlock" xmlns:w16se="http://schemas.microsoft.com/office/word/2015/wordml/symex" xmlns:w16du="http://schemas.microsoft.com/office/word/2023/wordml/word16du" xmlns:wne="http://schemas.microsoft.com/office/word/2006/wordml" mc:Ignorable="w14 w15 w16se w16cid w16 w16cex w16sdtdh w16sdtfl w16du wp14">
   <w:p>
     <w:pPr>
       <w:pStyle w:val="Header"/>
@@ -2682,7 +2721,7 @@
       <w:rPr>
         <w:noProof/>
       </w:rPr>
-      <w:pict w14:anchorId="2B085439">
+      <w:pict w14:anchorId="1BB79631">
         <v:shapetype id="_x0000_t136" coordsize="21600,21600" o:spt="136" adj="10800" path="m@7,l@8,m@5,21600l@6,21600e">
           <v:formulas>
             <v:f eqn="sum #0 0 10800"/>
@@ -2720,7 +2759,7 @@
 </file>
 
 <file path=word/header2.xml><?xml version="1.0" encoding="utf-8"?>
-<w:hdr xmlns:wpc="http://schemas.microsoft.com/office/word/2010/wordprocessingCanvas" xmlns:cx="http://schemas.microsoft.com/office/drawing/2014/chartex" xmlns:cx1="http://schemas.microsoft.com/office/drawing/2015/9/8/chartex" xmlns:cx2="http://schemas.microsoft.com/office/drawing/2015/10/21/chartex" xmlns:cx3="http://schemas.microsoft.com/office/drawing/2016/5/9/chartex" xmlns:cx4="http://schemas.microsoft.com/office/drawing/2016/5/10/chartex" xmlns:cx5="http://schemas.microsoft.com/office/drawing/2016/5/11/chartex" xmlns:cx6="http://schemas.microsoft.com/office/drawing/2016/5/12/chartex" xmlns:cx7="http://schemas.microsoft.com/office/drawing/2016/5/13/chartex" xmlns:cx8="http://schemas.microsoft.com/office/drawing/2016/5/14/chartex" xmlns:mc="http://schemas.openxmlformats.org/markup-compatibility/2006" xmlns:m="http://schemas.openxmlformats.org/officeDocument/2006/math" xmlns:aink="http://schemas.microsoft.com/office/drawing/2016/ink" xmlns:am3d="http://schemas.microsoft.com/office/drawing/2017/model3d" xmlns:oel="http://schemas.microsoft.com/office/2019/extlst" xmlns:r="http://schemas.openxmlformats.org/officeDocument/2006/relationships" xmlns:wp14="http://schemas.microsoft.com/office/word/2010/wordprocessingDrawing" xmlns:wp="http://schemas.openxmlformats.org/drawingml/2006/wordprocessingDrawing" xmlns:wpg="http://schemas.microsoft.com/office/word/2010/wordprocessingGroup" xmlns:wpi="http://schemas.microsoft.com/office/word/2010/wordprocessingInk" xmlns:wps="http://schemas.microsoft.com/office/word/2010/wordprocessingShape" xmlns:o="urn:schemas-microsoft-com:office:office" xmlns:v="urn:schemas-microsoft-com:vml" xmlns:w10="urn:schemas-microsoft-com:office:word" xmlns:w="http://schemas.openxmlformats.org/wordprocessingml/2006/main" xmlns:w14="http://schemas.microsoft.com/office/word/2010/wordml" xmlns:w15="http://schemas.microsoft.com/office/word/2012/wordml" xmlns:w16cex="http://schemas.microsoft.com/office/word/2018/wordml/cex" xmlns:w16cid="http://schemas.microsoft.com/office/word/2016/wordml/cid" xmlns:w16="http://schemas.microsoft.com/office/word/2018/wordml" xmlns:w16sdtdh="http://schemas.microsoft.com/office/word/2020/wordml/sdtdatahash" xmlns:w16sdtfl="http://schemas.microsoft.com/office/word/2024/wordml/sdtformatlock" xmlns:w16se="http://schemas.microsoft.com/office/word/2015/wordml/symex" xmlns:w16du="http://schemas.microsoft.com/office/word/2023/wordml/word16du" xmlns:wne="http://schemas.microsoft.com/office/word/2006/wordml" mc:Ignorable="w14 w15 w16se w16cid w16 w16cex w16sdtdh w16sdtfl w16du wp14">
+<w:hdr xmlns:wpc="http://schemas.microsoft.com/office/word/2010/wordprocessingCanvas" xmlns:cx="http://schemas.microsoft.com/office/drawing/2014/chartex" xmlns:cx1="http://schemas.microsoft.com/office/drawing/2015/9/8/chartex" xmlns:cx2="http://schemas.microsoft.com/office/drawing/2015/10/21/chartex" xmlns:cx3="http://schemas.microsoft.com/office/drawing/2016/5/9/chartex" xmlns:cx4="http://schemas.microsoft.com/office/drawing/2016/5/10/chartex" xmlns:cx5="http://schemas.microsoft.com/office/drawing/2016/5/11/chartex" xmlns:cx6="http://schemas.microsoft.com/office/drawing/2016/5/12/chartex" xmlns:cx7="http://schemas.microsoft.com/office/drawing/2016/5/13/chartex" xmlns:cx8="http://schemas.microsoft.com/office/drawing/2016/5/14/chartex" xmlns:mc="http://schemas.openxmlformats.org/markup-compatibility/2006" xmlns:m="http://schemas.openxmlformats.org/officeDocument/2006/math" xmlns:aink="http://schemas.microsoft.com/office/drawing/2016/ink" xmlns:am3d="http://schemas.microsoft.com/office/drawing/2017/model3d" xmlns:oel="http://schemas.microsoft.com/office/2019/extlst" xmlns:r="http://schemas.openxmlformats.org/officeDocument/2006/relationships" xmlns:wp14="http://schemas.microsoft.com/office/word/2010/wordprocessingDrawing" xmlns:wp="http://schemas.openxmlformats.org/drawingml/2006/wordprocessingDrawing" xmlns:wpg="http://schemas.microsoft.com/office/word/2010/wordprocessingGroup" xmlns:wpi="http://schemas.microsoft.com/office/word/2010/wordprocessingInk" xmlns:wps="http://schemas.microsoft.com/office/word/2010/wordprocessingShape" xmlns:o="urn:schemas-microsoft-com:office:office" xmlns:v="urn:schemas-microsoft-com:vml" xmlns:w10="urn:schemas-microsoft-com:office:word" xmlns:w="http://schemas.openxmlformats.org/wordprocessingml/2006/main" xmlns:w14="http://schemas.microsoft.com/office/word/2010/wordml" xmlns:w15="http://schemas.microsoft.com/office/word/2012/wordml" xmlns:w16cei="http://schemas.microsoft.com/office/word/2026/wordml/cei" xmlns:w16cex="http://schemas.microsoft.com/office/word/2018/wordml/cex" xmlns:w16cid="http://schemas.microsoft.com/office/word/2016/wordml/cid" xmlns:w16="http://schemas.microsoft.com/office/word/2018/wordml" xmlns:w16sdtdh="http://schemas.microsoft.com/office/word/2020/wordml/sdtdatahash" xmlns:w16sdtfl="http://schemas.microsoft.com/office/word/2024/wordml/sdtformatlock" xmlns:w16se="http://schemas.microsoft.com/office/word/2015/wordml/symex" xmlns:w16du="http://schemas.microsoft.com/office/word/2023/wordml/word16du" xmlns:wne="http://schemas.microsoft.com/office/word/2006/wordml" mc:Ignorable="w14 w15 w16se w16cid w16 w16cex w16sdtdh w16sdtfl w16du wp14">
   <w:p>
     <w:pPr>
       <w:pStyle w:val="Header"/>
@@ -2795,7 +2834,7 @@
       <w:rPr>
         <w:noProof/>
       </w:rPr>
-      <w:pict w14:anchorId="5207D8C5">
+      <w:pict w14:anchorId="052A7C57">
         <v:shapetype id="_x0000_t136" coordsize="21600,21600" o:spt="136" adj="10800" path="m@7,l@8,m@5,21600l@6,21600e">
           <v:formulas>
             <v:f eqn="sum #0 0 10800"/>
@@ -2879,7 +2918,7 @@
 </file>
 
 <file path=word/header3.xml><?xml version="1.0" encoding="utf-8"?>
-<w:hdr xmlns:wpc="http://schemas.microsoft.com/office/word/2010/wordprocessingCanvas" xmlns:cx="http://schemas.microsoft.com/office/drawing/2014/chartex" xmlns:cx1="http://schemas.microsoft.com/office/drawing/2015/9/8/chartex" xmlns:cx2="http://schemas.microsoft.com/office/drawing/2015/10/21/chartex" xmlns:cx3="http://schemas.microsoft.com/office/drawing/2016/5/9/chartex" xmlns:cx4="http://schemas.microsoft.com/office/drawing/2016/5/10/chartex" xmlns:cx5="http://schemas.microsoft.com/office/drawing/2016/5/11/chartex" xmlns:cx6="http://schemas.microsoft.com/office/drawing/2016/5/12/chartex" xmlns:cx7="http://schemas.microsoft.com/office/drawing/2016/5/13/chartex" xmlns:cx8="http://schemas.microsoft.com/office/drawing/2016/5/14/chartex" xmlns:mc="http://schemas.openxmlformats.org/markup-compatibility/2006" xmlns:m="http://schemas.openxmlformats.org/officeDocument/2006/math" xmlns:aink="http://schemas.microsoft.com/office/drawing/2016/ink" xmlns:am3d="http://schemas.microsoft.com/office/drawing/2017/model3d" xmlns:oel="http://schemas.microsoft.com/office/2019/extlst" xmlns:r="http://schemas.openxmlformats.org/officeDocument/2006/relationships" xmlns:wp14="http://schemas.microsoft.com/office/word/2010/wordprocessingDrawing" xmlns:wp="http://schemas.openxmlformats.org/drawingml/2006/wordprocessingDrawing" xmlns:wpg="http://schemas.microsoft.com/office/word/2010/wordprocessingGroup" xmlns:wpi="http://schemas.microsoft.com/office/word/2010/wordprocessingInk" xmlns:wps="http://schemas.microsoft.com/office/word/2010/wordprocessingShape" xmlns:o="urn:schemas-microsoft-com:office:office" xmlns:v="urn:schemas-microsoft-com:vml" xmlns:w10="urn:schemas-microsoft-com:office:word" xmlns:w="http://schemas.openxmlformats.org/wordprocessingml/2006/main" xmlns:w14="http://schemas.microsoft.com/office/word/2010/wordml" xmlns:w15="http://schemas.microsoft.com/office/word/2012/wordml" xmlns:w16cex="http://schemas.microsoft.com/office/word/2018/wordml/cex" xmlns:w16cid="http://schemas.microsoft.com/office/word/2016/wordml/cid" xmlns:w16="http://schemas.microsoft.com/office/word/2018/wordml" xmlns:w16sdtdh="http://schemas.microsoft.com/office/word/2020/wordml/sdtdatahash" xmlns:w16sdtfl="http://schemas.microsoft.com/office/word/2024/wordml/sdtformatlock" xmlns:w16se="http://schemas.microsoft.com/office/word/2015/wordml/symex" xmlns:w16du="http://schemas.microsoft.com/office/word/2023/wordml/word16du" xmlns:wne="http://schemas.microsoft.com/office/word/2006/wordml" mc:Ignorable="w14 w15 w16se w16cid w16 w16cex w16sdtdh w16sdtfl w16du wp14">
+<w:hdr xmlns:wpc="http://schemas.microsoft.com/office/word/2010/wordprocessingCanvas" xmlns:cx="http://schemas.microsoft.com/office/drawing/2014/chartex" xmlns:cx1="http://schemas.microsoft.com/office/drawing/2015/9/8/chartex" xmlns:cx2="http://schemas.microsoft.com/office/drawing/2015/10/21/chartex" xmlns:cx3="http://schemas.microsoft.com/office/drawing/2016/5/9/chartex" xmlns:cx4="http://schemas.microsoft.com/office/drawing/2016/5/10/chartex" xmlns:cx5="http://schemas.microsoft.com/office/drawing/2016/5/11/chartex" xmlns:cx6="http://schemas.microsoft.com/office/drawing/2016/5/12/chartex" xmlns:cx7="http://schemas.microsoft.com/office/drawing/2016/5/13/chartex" xmlns:cx8="http://schemas.microsoft.com/office/drawing/2016/5/14/chartex" xmlns:mc="http://schemas.openxmlformats.org/markup-compatibility/2006" xmlns:m="http://schemas.openxmlformats.org/officeDocument/2006/math" xmlns:aink="http://schemas.microsoft.com/office/drawing/2016/ink" xmlns:am3d="http://schemas.microsoft.com/office/drawing/2017/model3d" xmlns:oel="http://schemas.microsoft.com/office/2019/extlst" xmlns:r="http://schemas.openxmlformats.org/officeDocument/2006/relationships" xmlns:wp14="http://schemas.microsoft.com/office/word/2010/wordprocessingDrawing" xmlns:wp="http://schemas.openxmlformats.org/drawingml/2006/wordprocessingDrawing" xmlns:wpg="http://schemas.microsoft.com/office/word/2010/wordprocessingGroup" xmlns:wpi="http://schemas.microsoft.com/office/word/2010/wordprocessingInk" xmlns:wps="http://schemas.microsoft.com/office/word/2010/wordprocessingShape" xmlns:o="urn:schemas-microsoft-com:office:office" xmlns:v="urn:schemas-microsoft-com:vml" xmlns:w10="urn:schemas-microsoft-com:office:word" xmlns:w="http://schemas.openxmlformats.org/wordprocessingml/2006/main" xmlns:w14="http://schemas.microsoft.com/office/word/2010/wordml" xmlns:w15="http://schemas.microsoft.com/office/word/2012/wordml" xmlns:w16cei="http://schemas.microsoft.com/office/word/2026/wordml/cei" xmlns:w16cex="http://schemas.microsoft.com/office/word/2018/wordml/cex" xmlns:w16cid="http://schemas.microsoft.com/office/word/2016/wordml/cid" xmlns:w16="http://schemas.microsoft.com/office/word/2018/wordml" xmlns:w16sdtdh="http://schemas.microsoft.com/office/word/2020/wordml/sdtdatahash" xmlns:w16sdtfl="http://schemas.microsoft.com/office/word/2024/wordml/sdtformatlock" xmlns:w16se="http://schemas.microsoft.com/office/word/2015/wordml/symex" xmlns:w16du="http://schemas.microsoft.com/office/word/2023/wordml/word16du" xmlns:wne="http://schemas.microsoft.com/office/word/2006/wordml" mc:Ignorable="w14 w15 w16se w16cid w16 w16cex w16sdtdh w16sdtfl w16du wp14">
   <w:p>
     <w:pPr>
       <w:pStyle w:val="Header"/>
@@ -2888,7 +2927,7 @@
       <w:rPr>
         <w:noProof/>
       </w:rPr>
-      <w:pict w14:anchorId="13C7B26A">
+      <w:pict w14:anchorId="683E07DA">
         <v:shapetype id="_x0000_t136" coordsize="21600,21600" o:spt="136" adj="10800" path="m@7,l@8,m@5,21600l@6,21600e">
           <v:formulas>
             <v:f eqn="sum #0 0 10800"/>
@@ -2924,7 +2963,7 @@
 </file>
 
 <file path=word/numbering.xml><?xml version="1.0" encoding="utf-8"?>
-<w:numbering xmlns:wpc="http://schemas.microsoft.com/office/word/2010/wordprocessingCanvas" xmlns:cx="http://schemas.microsoft.com/office/drawing/2014/chartex" xmlns:cx1="http://schemas.microsoft.com/office/drawing/2015/9/8/chartex" xmlns:cx2="http://schemas.microsoft.com/office/drawing/2015/10/21/chartex" xmlns:cx3="http://schemas.microsoft.com/office/drawing/2016/5/9/chartex" xmlns:cx4="http://schemas.microsoft.com/office/drawing/2016/5/10/chartex" xmlns:cx5="http://schemas.microsoft.com/office/drawing/2016/5/11/chartex" xmlns:cx6="http://schemas.microsoft.com/office/drawing/2016/5/12/chartex" xmlns:cx7="http://schemas.microsoft.com/office/drawing/2016/5/13/chartex" xmlns:cx8="http://schemas.microsoft.com/office/drawing/2016/5/14/chartex" xmlns:mc="http://schemas.openxmlformats.org/markup-compatibility/2006" xmlns:m="http://schemas.openxmlformats.org/officeDocument/2006/math" xmlns:aink="http://schemas.microsoft.com/office/drawing/2016/ink" xmlns:am3d="http://schemas.microsoft.com/office/drawing/2017/model3d" xmlns:oel="http://schemas.microsoft.com/office/2019/extlst" xmlns:r="http://schemas.openxmlformats.org/officeDocument/2006/relationships" xmlns:wp14="http://schemas.microsoft.com/office/word/2010/wordprocessingDrawing" xmlns:wp="http://schemas.openxmlformats.org/drawingml/2006/wordprocessingDrawing" xmlns:wpg="http://schemas.microsoft.com/office/word/2010/wordprocessingGroup" xmlns:wpi="http://schemas.microsoft.com/office/word/2010/wordprocessingInk" xmlns:wps="http://schemas.microsoft.com/office/word/2010/wordprocessingShape" xmlns:o="urn:schemas-microsoft-com:office:office" xmlns:v="urn:schemas-microsoft-com:vml" xmlns:w10="urn:schemas-microsoft-com:office:word" xmlns:w="http://schemas.openxmlformats.org/wordprocessingml/2006/main" xmlns:w14="http://schemas.microsoft.com/office/word/2010/wordml" xmlns:w15="http://schemas.microsoft.com/office/word/2012/wordml" xmlns:w16cex="http://schemas.microsoft.com/office/word/2018/wordml/cex" xmlns:w16cid="http://schemas.microsoft.com/office/word/2016/wordml/cid" xmlns:w16="http://schemas.microsoft.com/office/word/2018/wordml" xmlns:w16sdtdh="http://schemas.microsoft.com/office/word/2020/wordml/sdtdatahash" xmlns:w16sdtfl="http://schemas.microsoft.com/office/word/2024/wordml/sdtformatlock" xmlns:w16se="http://schemas.microsoft.com/office/word/2015/wordml/symex" xmlns:w16du="http://schemas.microsoft.com/office/word/2023/wordml/word16du" xmlns:wne="http://schemas.microsoft.com/office/word/2006/wordml" mc:Ignorable="w14 w15 w16se w16cid w16 w16cex w16sdtdh w16sdtfl w16du wp14">
+<w:numbering xmlns:wpc="http://schemas.microsoft.com/office/word/2010/wordprocessingCanvas" xmlns:cx="http://schemas.microsoft.com/office/drawing/2014/chartex" xmlns:cx1="http://schemas.microsoft.com/office/drawing/2015/9/8/chartex" xmlns:cx2="http://schemas.microsoft.com/office/drawing/2015/10/21/chartex" xmlns:cx3="http://schemas.microsoft.com/office/drawing/2016/5/9/chartex" xmlns:cx4="http://schemas.microsoft.com/office/drawing/2016/5/10/chartex" xmlns:cx5="http://schemas.microsoft.com/office/drawing/2016/5/11/chartex" xmlns:cx6="http://schemas.microsoft.com/office/drawing/2016/5/12/chartex" xmlns:cx7="http://schemas.microsoft.com/office/drawing/2016/5/13/chartex" xmlns:cx8="http://schemas.microsoft.com/office/drawing/2016/5/14/chartex" xmlns:mc="http://schemas.openxmlformats.org/markup-compatibility/2006" xmlns:m="http://schemas.openxmlformats.org/officeDocument/2006/math" xmlns:aink="http://schemas.microsoft.com/office/drawing/2016/ink" xmlns:am3d="http://schemas.microsoft.com/office/drawing/2017/model3d" xmlns:oel="http://schemas.microsoft.com/office/2019/extlst" xmlns:r="http://schemas.openxmlformats.org/officeDocument/2006/relationships" xmlns:wp14="http://schemas.microsoft.com/office/word/2010/wordprocessingDrawing" xmlns:wp="http://schemas.openxmlformats.org/drawingml/2006/wordprocessingDrawing" xmlns:wpg="http://schemas.microsoft.com/office/word/2010/wordprocessingGroup" xmlns:wpi="http://schemas.microsoft.com/office/word/2010/wordprocessingInk" xmlns:wps="http://schemas.microsoft.com/office/word/2010/wordprocessingShape" xmlns:o="urn:schemas-microsoft-com:office:office" xmlns:v="urn:schemas-microsoft-com:vml" xmlns:w10="urn:schemas-microsoft-com:office:word" xmlns:w="http://schemas.openxmlformats.org/wordprocessingml/2006/main" xmlns:w14="http://schemas.microsoft.com/office/word/2010/wordml" xmlns:w15="http://schemas.microsoft.com/office/word/2012/wordml" xmlns:w16cei="http://schemas.microsoft.com/office/word/2026/wordml/cei" xmlns:w16cex="http://schemas.microsoft.com/office/word/2018/wordml/cex" xmlns:w16cid="http://schemas.microsoft.com/office/word/2016/wordml/cid" xmlns:w16="http://schemas.microsoft.com/office/word/2018/wordml" xmlns:w16sdtdh="http://schemas.microsoft.com/office/word/2020/wordml/sdtdatahash" xmlns:w16sdtfl="http://schemas.microsoft.com/office/word/2024/wordml/sdtformatlock" xmlns:w16se="http://schemas.microsoft.com/office/word/2015/wordml/symex" xmlns:w16du="http://schemas.microsoft.com/office/word/2023/wordml/word16du" xmlns:wne="http://schemas.microsoft.com/office/word/2006/wordml" mc:Ignorable="w14 w15 w16se w16cid w16 w16cex w16sdtdh w16sdtfl w16du wp14">
   <w:abstractNum w:abstractNumId="0" w15:restartNumberingAfterBreak="0">
     <w:nsid w:val="FFFFFF7C"/>
     <w:multiLevelType w:val="singleLevel"/>
